--- a/MIC - Profesionalizante/ANEXO-1-FORMATO-NOTA-CONCEPTUAL-DOCENTE.docx
+++ b/MIC - Profesionalizante/ANEXO-1-FORMATO-NOTA-CONCEPTUAL-DOCENTE.docx
@@ -367,30 +367,6 @@
         </w:rPr>
         <w:t>TEMA:</w:t>
       </w:r>
-    </w:p>
-    <w:p>
-      <w:pPr>
-        <w:rPr>
-          <w:rFonts w:ascii="Arial Narrow" w:eastAsia="Times New Roman" w:hAnsi="Arial Narrow" w:cs="Times New Roman"/>
-          <w:b/>
-          <w:bCs/>
-          <w:color w:val="000000"/>
-          <w:sz w:val="24"/>
-          <w:szCs w:val="24"/>
-        </w:rPr>
-      </w:pPr>
-    </w:p>
-    <w:p>
-      <w:pPr>
-        <w:rPr>
-          <w:rFonts w:ascii="Arial Narrow" w:eastAsia="Times New Roman" w:hAnsi="Arial Narrow" w:cs="Times New Roman"/>
-          <w:b/>
-          <w:bCs/>
-          <w:color w:val="000000"/>
-          <w:sz w:val="24"/>
-          <w:szCs w:val="24"/>
-        </w:rPr>
-      </w:pPr>
       <w:r>
         <w:rPr>
           <w:rFonts w:ascii="Arial Narrow" w:eastAsia="Times New Roman" w:hAnsi="Arial Narrow" w:cs="Times New Roman"/>
@@ -400,20 +376,43 @@
           <w:sz w:val="24"/>
           <w:szCs w:val="24"/>
         </w:rPr>
-        <w:t>DOCENTE PROPONENTE:</w:t>
+        <w:t xml:space="preserve"> </w:t>
+      </w:r>
+      <w:r>
+        <w:rPr>
+          <w:rFonts w:ascii="Arial Narrow" w:eastAsia="Times New Roman" w:hAnsi="Arial Narrow" w:cs="Times New Roman"/>
+          <w:bCs/>
+          <w:color w:val="000000"/>
+          <w:sz w:val="24"/>
+          <w:szCs w:val="24"/>
+        </w:rPr>
+        <w:t>Desarrollo de una aplicación móvil personalizada para el seguimiento y análisis del rendimiento deportivo en fútbol amateur mediante registro estadístico individual</w:t>
+      </w:r>
+      <w:r>
+        <w:rPr>
+          <w:rFonts w:ascii="Arial Narrow" w:eastAsia="Times New Roman" w:hAnsi="Arial Narrow" w:cs="Times New Roman"/>
+          <w:bCs/>
+          <w:color w:val="000000"/>
+          <w:sz w:val="24"/>
+          <w:szCs w:val="24"/>
+        </w:rPr>
+        <w:t>.</w:t>
       </w:r>
     </w:p>
     <w:p>
       <w:pPr>
-        <w:pBdr>
-          <w:top w:val="nil"/>
-          <w:left w:val="nil"/>
-          <w:bottom w:val="nil"/>
-          <w:right w:val="nil"/>
-          <w:between w:val="nil"/>
-        </w:pBdr>
-        <w:spacing w:line="276" w:lineRule="auto"/>
-        <w:jc w:val="center"/>
+        <w:rPr>
+          <w:rFonts w:ascii="Arial Narrow" w:eastAsia="Times New Roman" w:hAnsi="Arial Narrow" w:cs="Times New Roman"/>
+          <w:b/>
+          <w:bCs/>
+          <w:color w:val="000000"/>
+          <w:sz w:val="24"/>
+          <w:szCs w:val="24"/>
+        </w:rPr>
+      </w:pPr>
+    </w:p>
+    <w:p>
+      <w:pPr>
         <w:rPr>
           <w:rFonts w:ascii="Arial Narrow" w:hAnsi="Arial Narrow"/>
           <w:b/>
@@ -433,8 +432,37 @@
           <w:docGrid w:linePitch="299"/>
         </w:sectPr>
       </w:pPr>
-      <w:bookmarkStart w:id="0" w:name="_GoBack"/>
-      <w:bookmarkEnd w:id="0"/>
+      <w:r>
+        <w:rPr>
+          <w:rFonts w:ascii="Arial Narrow" w:eastAsia="Times New Roman" w:hAnsi="Arial Narrow" w:cs="Times New Roman"/>
+          <w:b/>
+          <w:bCs/>
+          <w:color w:val="000000"/>
+          <w:sz w:val="24"/>
+          <w:szCs w:val="24"/>
+        </w:rPr>
+        <w:t>DOCENTE PROPONENTE:</w:t>
+      </w:r>
+      <w:r>
+        <w:rPr>
+          <w:rFonts w:ascii="Arial Narrow" w:eastAsia="Times New Roman" w:hAnsi="Arial Narrow" w:cs="Times New Roman"/>
+          <w:b/>
+          <w:bCs/>
+          <w:color w:val="000000"/>
+          <w:sz w:val="24"/>
+          <w:szCs w:val="24"/>
+        </w:rPr>
+        <w:t xml:space="preserve"> </w:t>
+      </w:r>
+      <w:r>
+        <w:rPr>
+          <w:rFonts w:ascii="Arial Narrow" w:hAnsi="Arial Narrow"/>
+          <w:color w:val="000000"/>
+          <w:sz w:val="24"/>
+          <w:szCs w:val="24"/>
+        </w:rPr>
+        <w:t>Ing. Dorys Chicaiza. Mgtr.</w:t>
+      </w:r>
     </w:p>
     <w:tbl>
       <w:tblPr>
@@ -560,12 +588,20 @@
               <w:spacing w:line="276" w:lineRule="auto"/>
               <w:rPr>
                 <w:rFonts w:ascii="Arial Narrow" w:hAnsi="Arial Narrow"/>
-                <w:b/>
-                <w:color w:val="000000"/>
-                <w:sz w:val="24"/>
-                <w:szCs w:val="24"/>
-              </w:rPr>
-            </w:pPr>
+                <w:color w:val="000000"/>
+                <w:sz w:val="24"/>
+                <w:szCs w:val="24"/>
+              </w:rPr>
+            </w:pPr>
+            <w:r>
+              <w:rPr>
+                <w:rFonts w:ascii="Arial Narrow" w:hAnsi="Arial Narrow"/>
+                <w:color w:val="000000"/>
+                <w:sz w:val="24"/>
+                <w:szCs w:val="24"/>
+              </w:rPr>
+              <w:t>21 de Mayo de 2025</w:t>
+            </w:r>
           </w:p>
         </w:tc>
       </w:tr>
@@ -624,6 +660,26 @@
                 <w:szCs w:val="24"/>
               </w:rPr>
             </w:pPr>
+            <w:r>
+              <w:rPr>
+                <w:rFonts w:ascii="Arial Narrow" w:eastAsia="Times New Roman" w:hAnsi="Arial Narrow" w:cs="Times New Roman"/>
+                <w:bCs/>
+                <w:color w:val="000000"/>
+                <w:sz w:val="24"/>
+                <w:szCs w:val="24"/>
+              </w:rPr>
+              <w:t>Desarrollo de una aplicación móvil personalizada para el seguimiento y análisis del rendimiento deportivo en fútbol amateur mediante registro estadístico individual</w:t>
+            </w:r>
+            <w:r>
+              <w:rPr>
+                <w:rFonts w:ascii="Arial Narrow" w:eastAsia="Times New Roman" w:hAnsi="Arial Narrow" w:cs="Times New Roman"/>
+                <w:bCs/>
+                <w:color w:val="000000"/>
+                <w:sz w:val="24"/>
+                <w:szCs w:val="24"/>
+              </w:rPr>
+              <w:t>.</w:t>
+            </w:r>
           </w:p>
         </w:tc>
       </w:tr>
@@ -676,12 +732,20 @@
               <w:spacing w:line="276" w:lineRule="auto"/>
               <w:rPr>
                 <w:rFonts w:ascii="Arial Narrow" w:hAnsi="Arial Narrow"/>
-                <w:b/>
-                <w:color w:val="000000"/>
-                <w:sz w:val="24"/>
-                <w:szCs w:val="24"/>
-              </w:rPr>
-            </w:pPr>
+                <w:color w:val="000000"/>
+                <w:sz w:val="24"/>
+                <w:szCs w:val="24"/>
+              </w:rPr>
+            </w:pPr>
+            <w:r>
+              <w:rPr>
+                <w:rFonts w:ascii="Arial Narrow" w:hAnsi="Arial Narrow"/>
+                <w:color w:val="000000"/>
+                <w:sz w:val="24"/>
+                <w:szCs w:val="24"/>
+              </w:rPr>
+              <w:t>Tecnologías de Información y Comunicación</w:t>
+            </w:r>
           </w:p>
         </w:tc>
       </w:tr>
@@ -734,12 +798,20 @@
               <w:spacing w:line="276" w:lineRule="auto"/>
               <w:rPr>
                 <w:rFonts w:ascii="Arial Narrow" w:hAnsi="Arial Narrow"/>
-                <w:b/>
-                <w:color w:val="000000"/>
-                <w:sz w:val="24"/>
-                <w:szCs w:val="24"/>
-              </w:rPr>
-            </w:pPr>
+                <w:color w:val="000000"/>
+                <w:sz w:val="24"/>
+                <w:szCs w:val="24"/>
+              </w:rPr>
+            </w:pPr>
+            <w:r>
+              <w:rPr>
+                <w:rFonts w:ascii="Arial Narrow" w:hAnsi="Arial Narrow"/>
+                <w:color w:val="000000"/>
+                <w:sz w:val="24"/>
+                <w:szCs w:val="24"/>
+              </w:rPr>
+              <w:t>2</w:t>
+            </w:r>
           </w:p>
         </w:tc>
       </w:tr>
@@ -792,12 +864,20 @@
               <w:spacing w:line="276" w:lineRule="auto"/>
               <w:rPr>
                 <w:rFonts w:ascii="Arial Narrow" w:hAnsi="Arial Narrow"/>
-                <w:b/>
-                <w:color w:val="000000"/>
-                <w:sz w:val="24"/>
-                <w:szCs w:val="24"/>
-              </w:rPr>
-            </w:pPr>
+                <w:color w:val="000000"/>
+                <w:sz w:val="24"/>
+                <w:szCs w:val="24"/>
+              </w:rPr>
+            </w:pPr>
+            <w:r>
+              <w:rPr>
+                <w:rFonts w:ascii="Arial Narrow" w:hAnsi="Arial Narrow"/>
+                <w:color w:val="000000"/>
+                <w:sz w:val="24"/>
+                <w:szCs w:val="24"/>
+              </w:rPr>
+              <w:t>Software</w:t>
+            </w:r>
           </w:p>
         </w:tc>
       </w:tr>
@@ -850,12 +930,20 @@
               <w:spacing w:line="276" w:lineRule="auto"/>
               <w:rPr>
                 <w:rFonts w:ascii="Arial Narrow" w:hAnsi="Arial Narrow"/>
-                <w:b/>
-                <w:color w:val="000000"/>
-                <w:sz w:val="24"/>
-                <w:szCs w:val="24"/>
-              </w:rPr>
-            </w:pPr>
+                <w:color w:val="000000"/>
+                <w:sz w:val="24"/>
+                <w:szCs w:val="24"/>
+              </w:rPr>
+            </w:pPr>
+            <w:r>
+              <w:rPr>
+                <w:rFonts w:ascii="Arial Narrow" w:hAnsi="Arial Narrow"/>
+                <w:color w:val="000000"/>
+                <w:sz w:val="24"/>
+                <w:szCs w:val="24"/>
+              </w:rPr>
+              <w:t>Ciencias de la Computación</w:t>
+            </w:r>
           </w:p>
         </w:tc>
       </w:tr>
@@ -1292,29 +1380,7 @@
                 <w:sz w:val="24"/>
                 <w:szCs w:val="24"/>
               </w:rPr>
-              <w:t xml:space="preserve">3.- Datos generales de la Entidad </w:t>
-            </w:r>
-            <w:proofErr w:type="spellStart"/>
-            <w:r>
-              <w:rPr>
-                <w:rFonts w:ascii="Arial Narrow" w:hAnsi="Arial Narrow"/>
-                <w:b/>
-                <w:color w:val="000000"/>
-                <w:sz w:val="24"/>
-                <w:szCs w:val="24"/>
-              </w:rPr>
-              <w:t>co</w:t>
-            </w:r>
-            <w:proofErr w:type="spellEnd"/>
-            <w:r>
-              <w:rPr>
-                <w:rFonts w:ascii="Arial Narrow" w:hAnsi="Arial Narrow"/>
-                <w:b/>
-                <w:color w:val="000000"/>
-                <w:sz w:val="24"/>
-                <w:szCs w:val="24"/>
-              </w:rPr>
-              <w:t xml:space="preserve">-participante(si fuese el caso) </w:t>
+              <w:t xml:space="preserve">3.- Datos generales de la Entidad co-participante(si fuese el caso) </w:t>
             </w:r>
           </w:p>
         </w:tc>
@@ -1877,6 +1943,7 @@
                 <w:sz w:val="24"/>
                 <w:szCs w:val="24"/>
               </w:rPr>
+              <w:lastRenderedPageBreak/>
               <w:t xml:space="preserve">Teléfono personal </w:t>
             </w:r>
           </w:p>
@@ -1978,8 +2045,91 @@
                 <w:sz w:val="24"/>
                 <w:szCs w:val="24"/>
               </w:rPr>
-              <w:lastRenderedPageBreak/>
               <w:t>(Max 300 palabras)</w:t>
+            </w:r>
+          </w:p>
+          <w:p>
+            <w:pPr>
+              <w:spacing w:line="276" w:lineRule="auto"/>
+              <w:jc w:val="both"/>
+              <w:rPr>
+                <w:rFonts w:ascii="Arial Narrow" w:hAnsi="Arial Narrow"/>
+                <w:color w:val="000000"/>
+                <w:sz w:val="24"/>
+                <w:szCs w:val="24"/>
+              </w:rPr>
+            </w:pPr>
+            <w:r>
+              <w:rPr>
+                <w:rFonts w:ascii="Arial Narrow" w:hAnsi="Arial Narrow"/>
+                <w:color w:val="000000"/>
+                <w:sz w:val="24"/>
+                <w:szCs w:val="24"/>
+              </w:rPr>
+              <w:t>El presente trabajo de integración curricular tiene como propósito el desarrollo de una aplicación móvil orientada al seguimiento y análisis del rendimiento deportivo de futbolistas amateurs y aficionados. Actualmente, este segmento de jugadores no cuenta con herramientas tecnológicas personalizadas que permitan registrar y visualizar de forma sistemática su desempeño en partidos y entrenamientos, lo cual limita su autogestión y progreso dentro de la disciplina.</w:t>
+            </w:r>
+          </w:p>
+          <w:p>
+            <w:pPr>
+              <w:spacing w:line="276" w:lineRule="auto"/>
+              <w:jc w:val="both"/>
+              <w:rPr>
+                <w:rFonts w:ascii="Arial Narrow" w:hAnsi="Arial Narrow"/>
+                <w:color w:val="000000"/>
+                <w:sz w:val="24"/>
+                <w:szCs w:val="24"/>
+              </w:rPr>
+            </w:pPr>
+            <w:r>
+              <w:rPr>
+                <w:rFonts w:ascii="Arial Narrow" w:hAnsi="Arial Narrow"/>
+                <w:color w:val="000000"/>
+                <w:sz w:val="24"/>
+                <w:szCs w:val="24"/>
+              </w:rPr>
+              <w:t>Ante esta necesidad, se propone el diseño e implementación de una plataforma digital que permita a los usuarios crear un perfil deportivo individual, registrar estadísticas relevantes (goles, asistencias, minutos jugados, posiciones, clubes en los que ha participado), realizar autoevaluaciones y añadir comentarios subjetivos sobre su estado físico y emocional tras cada jornada deportiva. Esta propuesta busca emular, en un entorno accesible, las funcionalidades presentes en aplicaciones utilizadas por futbolistas profesionales, adaptándolas a un contexto amateur.</w:t>
+            </w:r>
+          </w:p>
+          <w:p>
+            <w:pPr>
+              <w:spacing w:line="276" w:lineRule="auto"/>
+              <w:jc w:val="both"/>
+              <w:rPr>
+                <w:rFonts w:ascii="Arial Narrow" w:hAnsi="Arial Narrow"/>
+                <w:color w:val="000000"/>
+                <w:sz w:val="24"/>
+                <w:szCs w:val="24"/>
+              </w:rPr>
+            </w:pPr>
+            <w:r>
+              <w:rPr>
+                <w:rFonts w:ascii="Arial Narrow" w:hAnsi="Arial Narrow"/>
+                <w:color w:val="000000"/>
+                <w:sz w:val="24"/>
+                <w:szCs w:val="24"/>
+              </w:rPr>
+              <w:t>A mediano plazo, la aplicación incorporará herramientas de análisis gráfico, visualización de tendencias y un sistema de retroalimentación inteligente. Este sistema, apoyado en algoritmos de recomendación, considerará variables como edad, posición en el campo, rendimiento histórico y percepción personal del jugador, con el fin de ofrecer sugerencias orientadas a la mejora continua del desempeño.</w:t>
+            </w:r>
+          </w:p>
+          <w:p>
+            <w:pPr>
+              <w:spacing w:line="276" w:lineRule="auto"/>
+              <w:jc w:val="both"/>
+              <w:rPr>
+                <w:rFonts w:ascii="Arial Narrow" w:hAnsi="Arial Narrow"/>
+                <w:color w:val="000000"/>
+                <w:sz w:val="24"/>
+                <w:szCs w:val="24"/>
+              </w:rPr>
+            </w:pPr>
+            <w:r>
+              <w:rPr>
+                <w:rFonts w:ascii="Arial Narrow" w:hAnsi="Arial Narrow"/>
+                <w:color w:val="000000"/>
+                <w:sz w:val="24"/>
+                <w:szCs w:val="24"/>
+              </w:rPr>
+              <w:t>La validación del prototipo se realizará a través de pruebas funcionales con usuarios reales pertenecientes al perfil objetivo, evaluando tanto la experiencia de uso como la utilidad percibida en el seguimiento deportivo individual. Este proyecto representa una aplicación práctica de conocimientos en desarrollo de software, diseño de experiencia de usuario e introducción al análisis de datos, aportando al fortalecimiento tecnológico del deporte en contextos no profesionales.</w:t>
             </w:r>
           </w:p>
         </w:tc>
@@ -2107,15 +2257,23 @@
           <w:p>
             <w:pPr>
               <w:spacing w:line="276" w:lineRule="auto"/>
-              <w:jc w:val="center"/>
-              <w:rPr>
-                <w:rFonts w:ascii="Arial Narrow" w:hAnsi="Arial Narrow"/>
-                <w:b/>
-                <w:color w:val="000000"/>
-                <w:sz w:val="24"/>
-                <w:szCs w:val="24"/>
-              </w:rPr>
-            </w:pPr>
+              <w:jc w:val="both"/>
+              <w:rPr>
+                <w:rFonts w:ascii="Arial Narrow" w:hAnsi="Arial Narrow"/>
+                <w:color w:val="000000"/>
+                <w:sz w:val="24"/>
+                <w:szCs w:val="24"/>
+              </w:rPr>
+            </w:pPr>
+            <w:r>
+              <w:rPr>
+                <w:rFonts w:ascii="Arial Narrow" w:hAnsi="Arial Narrow"/>
+                <w:color w:val="000000"/>
+                <w:sz w:val="24"/>
+                <w:szCs w:val="24"/>
+              </w:rPr>
+              <w:t>Desarrollar una aplicación móvil personalizada que permita a futbolistas amateurs realizar un seguimiento individual de su rendimiento deportivo, mediante el registro de estadísticas, autoevaluación y análisis visual de datos.</w:t>
+            </w:r>
           </w:p>
         </w:tc>
       </w:tr>
@@ -2198,6 +2356,7 @@
                 <w:sz w:val="24"/>
                 <w:szCs w:val="24"/>
               </w:rPr>
+              <w:lastRenderedPageBreak/>
               <w:t>Objetivo específico 1</w:t>
             </w:r>
           </w:p>
@@ -2215,15 +2374,23 @@
           <w:p>
             <w:pPr>
               <w:spacing w:line="276" w:lineRule="auto"/>
-              <w:jc w:val="center"/>
-              <w:rPr>
-                <w:rFonts w:ascii="Arial Narrow" w:hAnsi="Arial Narrow"/>
-                <w:b/>
-                <w:color w:val="000000"/>
-                <w:sz w:val="24"/>
-                <w:szCs w:val="24"/>
-              </w:rPr>
-            </w:pPr>
+              <w:jc w:val="both"/>
+              <w:rPr>
+                <w:rFonts w:ascii="Arial Narrow" w:hAnsi="Arial Narrow"/>
+                <w:color w:val="000000"/>
+                <w:sz w:val="24"/>
+                <w:szCs w:val="24"/>
+              </w:rPr>
+            </w:pPr>
+            <w:r>
+              <w:rPr>
+                <w:rFonts w:ascii="Arial Narrow" w:hAnsi="Arial Narrow"/>
+                <w:color w:val="000000"/>
+                <w:sz w:val="24"/>
+                <w:szCs w:val="24"/>
+              </w:rPr>
+              <w:t>Diseñar la estructura funcional y visual de la aplicación móvil, garantizando una experiencia personalizada y centrada en el usuario.</w:t>
+            </w:r>
           </w:p>
         </w:tc>
       </w:tr>
@@ -2274,15 +2441,22 @@
           <w:p>
             <w:pPr>
               <w:spacing w:line="276" w:lineRule="auto"/>
-              <w:jc w:val="center"/>
-              <w:rPr>
-                <w:rFonts w:ascii="Arial Narrow" w:hAnsi="Arial Narrow"/>
-                <w:b/>
-                <w:color w:val="000000"/>
-                <w:sz w:val="24"/>
-                <w:szCs w:val="24"/>
-              </w:rPr>
-            </w:pPr>
+              <w:rPr>
+                <w:rFonts w:ascii="Arial Narrow" w:hAnsi="Arial Narrow"/>
+                <w:color w:val="000000"/>
+                <w:sz w:val="24"/>
+                <w:szCs w:val="24"/>
+              </w:rPr>
+            </w:pPr>
+            <w:r>
+              <w:rPr>
+                <w:rFonts w:ascii="Arial Narrow" w:hAnsi="Arial Narrow"/>
+                <w:color w:val="000000"/>
+                <w:sz w:val="24"/>
+                <w:szCs w:val="24"/>
+              </w:rPr>
+              <w:t>Definir los módulos principales de la aplicación, incluyendo registro de usuario, perfil deportivo, estadísticas y autoevaluación.</w:t>
+            </w:r>
           </w:p>
         </w:tc>
       </w:tr>
@@ -2333,15 +2507,23 @@
           <w:p>
             <w:pPr>
               <w:spacing w:line="276" w:lineRule="auto"/>
-              <w:jc w:val="center"/>
-              <w:rPr>
-                <w:rFonts w:ascii="Arial Narrow" w:hAnsi="Arial Narrow"/>
-                <w:b/>
-                <w:color w:val="000000"/>
-                <w:sz w:val="24"/>
-                <w:szCs w:val="24"/>
-              </w:rPr>
-            </w:pPr>
+              <w:jc w:val="both"/>
+              <w:rPr>
+                <w:rFonts w:ascii="Arial Narrow" w:hAnsi="Arial Narrow"/>
+                <w:color w:val="000000"/>
+                <w:sz w:val="24"/>
+                <w:szCs w:val="24"/>
+              </w:rPr>
+            </w:pPr>
+            <w:r>
+              <w:rPr>
+                <w:rFonts w:ascii="Arial Narrow" w:hAnsi="Arial Narrow"/>
+                <w:color w:val="000000"/>
+                <w:sz w:val="24"/>
+                <w:szCs w:val="24"/>
+              </w:rPr>
+              <w:t>Establecer los criterios de personalización del perfil deportivo, incluyendo variables como posición en el campo, edad, historial de partidos y pie dominante.</w:t>
+            </w:r>
           </w:p>
         </w:tc>
       </w:tr>
@@ -2392,15 +2574,23 @@
           <w:p>
             <w:pPr>
               <w:spacing w:line="276" w:lineRule="auto"/>
-              <w:jc w:val="center"/>
-              <w:rPr>
-                <w:rFonts w:ascii="Arial Narrow" w:hAnsi="Arial Narrow"/>
-                <w:b/>
-                <w:color w:val="000000"/>
-                <w:sz w:val="24"/>
-                <w:szCs w:val="24"/>
-              </w:rPr>
-            </w:pPr>
+              <w:jc w:val="both"/>
+              <w:rPr>
+                <w:rFonts w:ascii="Arial Narrow" w:hAnsi="Arial Narrow"/>
+                <w:color w:val="000000"/>
+                <w:sz w:val="24"/>
+                <w:szCs w:val="24"/>
+              </w:rPr>
+            </w:pPr>
+            <w:r>
+              <w:rPr>
+                <w:rFonts w:ascii="Arial Narrow" w:hAnsi="Arial Narrow"/>
+                <w:color w:val="000000"/>
+                <w:sz w:val="24"/>
+                <w:szCs w:val="24"/>
+              </w:rPr>
+              <w:t>Diseñar la estructura funcional y visual de la aplicación móvil, garantizando una experiencia personalizada y centrada en el usuario.</w:t>
+            </w:r>
           </w:p>
         </w:tc>
       </w:tr>
@@ -2451,15 +2641,23 @@
           <w:p>
             <w:pPr>
               <w:spacing w:line="276" w:lineRule="auto"/>
-              <w:jc w:val="center"/>
-              <w:rPr>
-                <w:rFonts w:ascii="Arial Narrow" w:hAnsi="Arial Narrow"/>
-                <w:b/>
-                <w:color w:val="000000"/>
-                <w:sz w:val="24"/>
-                <w:szCs w:val="24"/>
-              </w:rPr>
-            </w:pPr>
+              <w:jc w:val="both"/>
+              <w:rPr>
+                <w:rFonts w:ascii="Arial Narrow" w:hAnsi="Arial Narrow"/>
+                <w:color w:val="000000"/>
+                <w:sz w:val="24"/>
+                <w:szCs w:val="24"/>
+              </w:rPr>
+            </w:pPr>
+            <w:r>
+              <w:rPr>
+                <w:rFonts w:ascii="Arial Narrow" w:hAnsi="Arial Narrow"/>
+                <w:color w:val="000000"/>
+                <w:sz w:val="24"/>
+                <w:szCs w:val="24"/>
+              </w:rPr>
+              <w:t>Configurar la visualización básica de los datos registrados por el usuario mediante listados organizados o resúmenes.</w:t>
+            </w:r>
           </w:p>
         </w:tc>
       </w:tr>
@@ -2510,15 +2708,23 @@
           <w:p>
             <w:pPr>
               <w:spacing w:line="276" w:lineRule="auto"/>
-              <w:jc w:val="center"/>
-              <w:rPr>
-                <w:rFonts w:ascii="Arial Narrow" w:hAnsi="Arial Narrow"/>
-                <w:b/>
-                <w:color w:val="000000"/>
-                <w:sz w:val="24"/>
-                <w:szCs w:val="24"/>
-              </w:rPr>
-            </w:pPr>
+              <w:jc w:val="both"/>
+              <w:rPr>
+                <w:rFonts w:ascii="Arial Narrow" w:hAnsi="Arial Narrow"/>
+                <w:color w:val="000000"/>
+                <w:sz w:val="24"/>
+                <w:szCs w:val="24"/>
+              </w:rPr>
+            </w:pPr>
+            <w:r>
+              <w:rPr>
+                <w:rFonts w:ascii="Arial Narrow" w:hAnsi="Arial Narrow"/>
+                <w:color w:val="000000"/>
+                <w:sz w:val="24"/>
+                <w:szCs w:val="24"/>
+              </w:rPr>
+              <w:t>Validar los diseños con usuarios potenciales mediante comentarios u opiniones para realizar mejoras tempranas.</w:t>
+            </w:r>
           </w:p>
         </w:tc>
       </w:tr>
@@ -2552,7 +2758,7 @@
                 <w:sz w:val="24"/>
                 <w:szCs w:val="24"/>
               </w:rPr>
-              <w:t>Etc.</w:t>
+              <w:t>Objetivo específico 3</w:t>
             </w:r>
           </w:p>
         </w:tc>
@@ -2569,15 +2775,448 @@
           <w:p>
             <w:pPr>
               <w:spacing w:line="276" w:lineRule="auto"/>
-              <w:jc w:val="center"/>
-              <w:rPr>
-                <w:rFonts w:ascii="Arial Narrow" w:hAnsi="Arial Narrow"/>
-                <w:b/>
-                <w:color w:val="000000"/>
-                <w:sz w:val="24"/>
-                <w:szCs w:val="24"/>
-              </w:rPr>
-            </w:pPr>
+              <w:jc w:val="both"/>
+              <w:rPr>
+                <w:rFonts w:ascii="Arial Narrow" w:hAnsi="Arial Narrow"/>
+                <w:color w:val="000000"/>
+                <w:sz w:val="24"/>
+                <w:szCs w:val="24"/>
+              </w:rPr>
+            </w:pPr>
+            <w:r>
+              <w:rPr>
+                <w:rFonts w:ascii="Arial Narrow" w:hAnsi="Arial Narrow"/>
+                <w:color w:val="000000"/>
+                <w:sz w:val="24"/>
+                <w:szCs w:val="24"/>
+              </w:rPr>
+              <w:t>Desarrollar un prototipo funcional de la aplicación móvil utilizando metodologías ágiles de desarrollo de software.</w:t>
+            </w:r>
+          </w:p>
+        </w:tc>
+      </w:tr>
+      <w:tr>
+        <w:tc>
+          <w:tcPr>
+            <w:tcW w:w="4249" w:type="dxa"/>
+            <w:tcBorders>
+              <w:top w:val="dotted" w:sz="4" w:space="0" w:color="000000"/>
+              <w:left w:val="dotted" w:sz="4" w:space="0" w:color="000000"/>
+              <w:bottom w:val="dotted" w:sz="4" w:space="0" w:color="000000"/>
+              <w:right w:val="dotted" w:sz="4" w:space="0" w:color="000000"/>
+            </w:tcBorders>
+          </w:tcPr>
+          <w:p>
+            <w:pPr>
+              <w:spacing w:line="276" w:lineRule="auto"/>
+              <w:rPr>
+                <w:rFonts w:ascii="Arial Narrow" w:hAnsi="Arial Narrow"/>
+                <w:b/>
+                <w:color w:val="000000"/>
+                <w:sz w:val="24"/>
+                <w:szCs w:val="24"/>
+              </w:rPr>
+            </w:pPr>
+            <w:r>
+              <w:rPr>
+                <w:rFonts w:ascii="Arial Narrow" w:hAnsi="Arial Narrow"/>
+                <w:b/>
+                <w:color w:val="000000"/>
+                <w:sz w:val="24"/>
+                <w:szCs w:val="24"/>
+              </w:rPr>
+              <w:t>Actividad 1</w:t>
+            </w:r>
+          </w:p>
+        </w:tc>
+        <w:tc>
+          <w:tcPr>
+            <w:tcW w:w="4249" w:type="dxa"/>
+            <w:tcBorders>
+              <w:top w:val="dotted" w:sz="4" w:space="0" w:color="000000"/>
+              <w:left w:val="dotted" w:sz="4" w:space="0" w:color="000000"/>
+              <w:bottom w:val="dotted" w:sz="4" w:space="0" w:color="000000"/>
+              <w:right w:val="dotted" w:sz="4" w:space="0" w:color="000000"/>
+            </w:tcBorders>
+          </w:tcPr>
+          <w:p>
+            <w:pPr>
+              <w:spacing w:line="276" w:lineRule="auto"/>
+              <w:jc w:val="both"/>
+              <w:rPr>
+                <w:rFonts w:ascii="Arial Narrow" w:hAnsi="Arial Narrow"/>
+                <w:color w:val="000000"/>
+                <w:sz w:val="24"/>
+                <w:szCs w:val="24"/>
+              </w:rPr>
+            </w:pPr>
+            <w:r>
+              <w:rPr>
+                <w:rFonts w:ascii="Arial Narrow" w:hAnsi="Arial Narrow"/>
+                <w:color w:val="000000"/>
+                <w:sz w:val="24"/>
+                <w:szCs w:val="24"/>
+              </w:rPr>
+              <w:t>Planificar el desarrollo mediante la definición de historias de usuario y backlog del producto.</w:t>
+            </w:r>
+          </w:p>
+        </w:tc>
+      </w:tr>
+      <w:tr>
+        <w:tc>
+          <w:tcPr>
+            <w:tcW w:w="4249" w:type="dxa"/>
+            <w:tcBorders>
+              <w:top w:val="dotted" w:sz="4" w:space="0" w:color="000000"/>
+              <w:left w:val="dotted" w:sz="4" w:space="0" w:color="000000"/>
+              <w:bottom w:val="dotted" w:sz="4" w:space="0" w:color="000000"/>
+              <w:right w:val="dotted" w:sz="4" w:space="0" w:color="000000"/>
+            </w:tcBorders>
+          </w:tcPr>
+          <w:p>
+            <w:pPr>
+              <w:spacing w:line="276" w:lineRule="auto"/>
+              <w:rPr>
+                <w:rFonts w:ascii="Arial Narrow" w:hAnsi="Arial Narrow"/>
+                <w:b/>
+                <w:color w:val="000000"/>
+                <w:sz w:val="24"/>
+                <w:szCs w:val="24"/>
+              </w:rPr>
+            </w:pPr>
+            <w:r>
+              <w:rPr>
+                <w:rFonts w:ascii="Arial Narrow" w:hAnsi="Arial Narrow"/>
+                <w:b/>
+                <w:color w:val="000000"/>
+                <w:sz w:val="24"/>
+                <w:szCs w:val="24"/>
+              </w:rPr>
+              <w:t>Actividad 2</w:t>
+            </w:r>
+          </w:p>
+        </w:tc>
+        <w:tc>
+          <w:tcPr>
+            <w:tcW w:w="4249" w:type="dxa"/>
+            <w:tcBorders>
+              <w:top w:val="dotted" w:sz="4" w:space="0" w:color="000000"/>
+              <w:left w:val="dotted" w:sz="4" w:space="0" w:color="000000"/>
+              <w:bottom w:val="dotted" w:sz="4" w:space="0" w:color="000000"/>
+              <w:right w:val="dotted" w:sz="4" w:space="0" w:color="000000"/>
+            </w:tcBorders>
+          </w:tcPr>
+          <w:p>
+            <w:pPr>
+              <w:spacing w:line="276" w:lineRule="auto"/>
+              <w:jc w:val="both"/>
+              <w:rPr>
+                <w:rFonts w:ascii="Arial Narrow" w:hAnsi="Arial Narrow"/>
+                <w:color w:val="000000"/>
+                <w:sz w:val="24"/>
+                <w:szCs w:val="24"/>
+              </w:rPr>
+            </w:pPr>
+            <w:r>
+              <w:rPr>
+                <w:rFonts w:ascii="Arial Narrow" w:hAnsi="Arial Narrow"/>
+                <w:color w:val="000000"/>
+                <w:sz w:val="24"/>
+                <w:szCs w:val="24"/>
+              </w:rPr>
+              <w:t>Realizar pruebas internas de funcionamiento y refinamiento continuo del prototipo.</w:t>
+            </w:r>
+          </w:p>
+        </w:tc>
+      </w:tr>
+      <w:tr>
+        <w:tc>
+          <w:tcPr>
+            <w:tcW w:w="4249" w:type="dxa"/>
+            <w:tcBorders>
+              <w:top w:val="dotted" w:sz="4" w:space="0" w:color="000000"/>
+              <w:left w:val="dotted" w:sz="4" w:space="0" w:color="000000"/>
+              <w:bottom w:val="dotted" w:sz="4" w:space="0" w:color="000000"/>
+              <w:right w:val="dotted" w:sz="4" w:space="0" w:color="000000"/>
+            </w:tcBorders>
+          </w:tcPr>
+          <w:p>
+            <w:pPr>
+              <w:tabs>
+                <w:tab w:val="center" w:pos="2016"/>
+              </w:tabs>
+              <w:spacing w:line="276" w:lineRule="auto"/>
+              <w:rPr>
+                <w:rFonts w:ascii="Arial Narrow" w:hAnsi="Arial Narrow"/>
+                <w:b/>
+                <w:color w:val="000000"/>
+                <w:sz w:val="24"/>
+                <w:szCs w:val="24"/>
+              </w:rPr>
+            </w:pPr>
+            <w:r>
+              <w:rPr>
+                <w:rFonts w:ascii="Arial Narrow" w:hAnsi="Arial Narrow"/>
+                <w:b/>
+                <w:color w:val="000000"/>
+                <w:sz w:val="24"/>
+                <w:szCs w:val="24"/>
+              </w:rPr>
+              <w:t xml:space="preserve">Objetivo específico </w:t>
+            </w:r>
+            <w:r>
+              <w:rPr>
+                <w:rFonts w:ascii="Arial Narrow" w:hAnsi="Arial Narrow"/>
+                <w:b/>
+                <w:color w:val="000000"/>
+                <w:sz w:val="24"/>
+                <w:szCs w:val="24"/>
+              </w:rPr>
+              <w:t>4</w:t>
+            </w:r>
+          </w:p>
+        </w:tc>
+        <w:tc>
+          <w:tcPr>
+            <w:tcW w:w="4249" w:type="dxa"/>
+            <w:tcBorders>
+              <w:top w:val="dotted" w:sz="4" w:space="0" w:color="000000"/>
+              <w:left w:val="dotted" w:sz="4" w:space="0" w:color="000000"/>
+              <w:bottom w:val="dotted" w:sz="4" w:space="0" w:color="000000"/>
+              <w:right w:val="dotted" w:sz="4" w:space="0" w:color="000000"/>
+            </w:tcBorders>
+          </w:tcPr>
+          <w:p>
+            <w:pPr>
+              <w:spacing w:line="276" w:lineRule="auto"/>
+              <w:jc w:val="both"/>
+              <w:rPr>
+                <w:rFonts w:ascii="Arial Narrow" w:hAnsi="Arial Narrow"/>
+                <w:color w:val="000000"/>
+                <w:sz w:val="24"/>
+                <w:szCs w:val="24"/>
+              </w:rPr>
+            </w:pPr>
+            <w:r>
+              <w:rPr>
+                <w:rFonts w:ascii="Arial Narrow" w:hAnsi="Arial Narrow"/>
+                <w:color w:val="000000"/>
+                <w:sz w:val="24"/>
+                <w:szCs w:val="24"/>
+              </w:rPr>
+              <w:t>Evaluar la funcionalidad, usabilidad y aceptación del prototipo en un grupo de usuarios representativos del público objetivo</w:t>
+            </w:r>
+          </w:p>
+        </w:tc>
+      </w:tr>
+      <w:tr>
+        <w:tc>
+          <w:tcPr>
+            <w:tcW w:w="4249" w:type="dxa"/>
+            <w:tcBorders>
+              <w:top w:val="dotted" w:sz="4" w:space="0" w:color="000000"/>
+              <w:left w:val="dotted" w:sz="4" w:space="0" w:color="000000"/>
+              <w:bottom w:val="dotted" w:sz="4" w:space="0" w:color="000000"/>
+              <w:right w:val="dotted" w:sz="4" w:space="0" w:color="000000"/>
+            </w:tcBorders>
+          </w:tcPr>
+          <w:p>
+            <w:pPr>
+              <w:tabs>
+                <w:tab w:val="center" w:pos="2016"/>
+              </w:tabs>
+              <w:spacing w:line="276" w:lineRule="auto"/>
+              <w:rPr>
+                <w:rFonts w:ascii="Arial Narrow" w:hAnsi="Arial Narrow"/>
+                <w:b/>
+                <w:color w:val="000000"/>
+                <w:sz w:val="24"/>
+                <w:szCs w:val="24"/>
+              </w:rPr>
+            </w:pPr>
+            <w:r>
+              <w:rPr>
+                <w:rFonts w:ascii="Arial Narrow" w:hAnsi="Arial Narrow"/>
+                <w:b/>
+                <w:color w:val="000000"/>
+                <w:sz w:val="24"/>
+                <w:szCs w:val="24"/>
+              </w:rPr>
+              <w:t>Actividad 1</w:t>
+            </w:r>
+          </w:p>
+        </w:tc>
+        <w:tc>
+          <w:tcPr>
+            <w:tcW w:w="4249" w:type="dxa"/>
+            <w:tcBorders>
+              <w:top w:val="dotted" w:sz="4" w:space="0" w:color="000000"/>
+              <w:left w:val="dotted" w:sz="4" w:space="0" w:color="000000"/>
+              <w:bottom w:val="dotted" w:sz="4" w:space="0" w:color="000000"/>
+              <w:right w:val="dotted" w:sz="4" w:space="0" w:color="000000"/>
+            </w:tcBorders>
+          </w:tcPr>
+          <w:p>
+            <w:pPr>
+              <w:spacing w:line="276" w:lineRule="auto"/>
+              <w:jc w:val="both"/>
+              <w:rPr>
+                <w:rFonts w:ascii="Arial Narrow" w:hAnsi="Arial Narrow"/>
+                <w:color w:val="000000"/>
+                <w:sz w:val="24"/>
+                <w:szCs w:val="24"/>
+              </w:rPr>
+            </w:pPr>
+            <w:r>
+              <w:rPr>
+                <w:rFonts w:ascii="Arial Narrow" w:hAnsi="Arial Narrow"/>
+                <w:color w:val="000000"/>
+                <w:sz w:val="24"/>
+                <w:szCs w:val="24"/>
+              </w:rPr>
+              <w:t>Realizar pruebas funcionales y de experiencia de usuario con futbolistas amateurs previamente seleccionados.</w:t>
+            </w:r>
+          </w:p>
+        </w:tc>
+      </w:tr>
+      <w:tr>
+        <w:tc>
+          <w:tcPr>
+            <w:tcW w:w="4249" w:type="dxa"/>
+            <w:tcBorders>
+              <w:top w:val="dotted" w:sz="4" w:space="0" w:color="000000"/>
+              <w:left w:val="dotted" w:sz="4" w:space="0" w:color="000000"/>
+              <w:bottom w:val="dotted" w:sz="4" w:space="0" w:color="000000"/>
+              <w:right w:val="dotted" w:sz="4" w:space="0" w:color="000000"/>
+            </w:tcBorders>
+          </w:tcPr>
+          <w:p>
+            <w:pPr>
+              <w:tabs>
+                <w:tab w:val="center" w:pos="2016"/>
+              </w:tabs>
+              <w:spacing w:line="276" w:lineRule="auto"/>
+              <w:rPr>
+                <w:rFonts w:ascii="Arial Narrow" w:hAnsi="Arial Narrow"/>
+                <w:b/>
+                <w:color w:val="000000"/>
+                <w:sz w:val="24"/>
+                <w:szCs w:val="24"/>
+              </w:rPr>
+            </w:pPr>
+            <w:r>
+              <w:rPr>
+                <w:rFonts w:ascii="Arial Narrow" w:hAnsi="Arial Narrow"/>
+                <w:b/>
+                <w:color w:val="000000"/>
+                <w:sz w:val="24"/>
+                <w:szCs w:val="24"/>
+              </w:rPr>
+              <w:t>Actividad 2</w:t>
+            </w:r>
+          </w:p>
+        </w:tc>
+        <w:tc>
+          <w:tcPr>
+            <w:tcW w:w="4249" w:type="dxa"/>
+            <w:tcBorders>
+              <w:top w:val="dotted" w:sz="4" w:space="0" w:color="000000"/>
+              <w:left w:val="dotted" w:sz="4" w:space="0" w:color="000000"/>
+              <w:bottom w:val="dotted" w:sz="4" w:space="0" w:color="000000"/>
+              <w:right w:val="dotted" w:sz="4" w:space="0" w:color="000000"/>
+            </w:tcBorders>
+          </w:tcPr>
+          <w:p>
+            <w:pPr>
+              <w:spacing w:line="276" w:lineRule="auto"/>
+              <w:jc w:val="both"/>
+              <w:rPr>
+                <w:rFonts w:ascii="Arial Narrow" w:hAnsi="Arial Narrow"/>
+                <w:color w:val="000000"/>
+                <w:sz w:val="24"/>
+                <w:szCs w:val="24"/>
+              </w:rPr>
+            </w:pPr>
+            <w:r>
+              <w:rPr>
+                <w:rFonts w:ascii="Arial Narrow" w:hAnsi="Arial Narrow"/>
+                <w:color w:val="000000"/>
+                <w:sz w:val="24"/>
+                <w:szCs w:val="24"/>
+              </w:rPr>
+              <w:t>Diseñar y aplicar encuestas de retroalimentación para medir la percepción de utilidad, facilidad de uso y satisfacción.</w:t>
+            </w:r>
+          </w:p>
+        </w:tc>
+      </w:tr>
+      <w:tr>
+        <w:tc>
+          <w:tcPr>
+            <w:tcW w:w="4249" w:type="dxa"/>
+            <w:tcBorders>
+              <w:top w:val="dotted" w:sz="4" w:space="0" w:color="000000"/>
+              <w:left w:val="dotted" w:sz="4" w:space="0" w:color="000000"/>
+              <w:bottom w:val="dotted" w:sz="4" w:space="0" w:color="000000"/>
+              <w:right w:val="dotted" w:sz="4" w:space="0" w:color="000000"/>
+            </w:tcBorders>
+          </w:tcPr>
+          <w:p>
+            <w:pPr>
+              <w:tabs>
+                <w:tab w:val="center" w:pos="2016"/>
+              </w:tabs>
+              <w:spacing w:line="276" w:lineRule="auto"/>
+              <w:rPr>
+                <w:rFonts w:ascii="Arial Narrow" w:hAnsi="Arial Narrow"/>
+                <w:b/>
+                <w:color w:val="000000"/>
+                <w:sz w:val="24"/>
+                <w:szCs w:val="24"/>
+              </w:rPr>
+            </w:pPr>
+            <w:r>
+              <w:rPr>
+                <w:rFonts w:ascii="Arial Narrow" w:hAnsi="Arial Narrow"/>
+                <w:b/>
+                <w:color w:val="000000"/>
+                <w:sz w:val="24"/>
+                <w:szCs w:val="24"/>
+              </w:rPr>
+              <w:lastRenderedPageBreak/>
+              <w:t>Actividad 3</w:t>
+            </w:r>
+          </w:p>
+        </w:tc>
+        <w:tc>
+          <w:tcPr>
+            <w:tcW w:w="4249" w:type="dxa"/>
+            <w:tcBorders>
+              <w:top w:val="dotted" w:sz="4" w:space="0" w:color="000000"/>
+              <w:left w:val="dotted" w:sz="4" w:space="0" w:color="000000"/>
+              <w:bottom w:val="dotted" w:sz="4" w:space="0" w:color="000000"/>
+              <w:right w:val="dotted" w:sz="4" w:space="0" w:color="000000"/>
+            </w:tcBorders>
+          </w:tcPr>
+          <w:p>
+            <w:pPr>
+              <w:spacing w:line="276" w:lineRule="auto"/>
+              <w:jc w:val="both"/>
+              <w:rPr>
+                <w:rFonts w:ascii="Arial Narrow" w:hAnsi="Arial Narrow"/>
+                <w:color w:val="000000"/>
+                <w:sz w:val="24"/>
+                <w:szCs w:val="24"/>
+              </w:rPr>
+            </w:pPr>
+            <w:r>
+              <w:rPr>
+                <w:rFonts w:ascii="Arial Narrow" w:hAnsi="Arial Narrow"/>
+                <w:color w:val="000000"/>
+                <w:sz w:val="24"/>
+                <w:szCs w:val="24"/>
+              </w:rPr>
+              <w:t>Analizar los datos obtenidos para identificar posibles mejoras y ajustar el prototipo conforme a las necesidades detectadas.</w:t>
+            </w:r>
           </w:p>
         </w:tc>
       </w:tr>
@@ -2858,7 +3497,19 @@
                 <w:sz w:val="24"/>
                 <w:szCs w:val="24"/>
               </w:rPr>
-              <w:t xml:space="preserve"> a cargo de una persona diferente al proponente, el responsable deberá firmar la aceptación correspondiente. </w:t>
+              <w:t xml:space="preserve"> a cargo de una persona diferente al proponente, el responsable deberá firmar la aceptación cor</w:t>
+            </w:r>
+            <w:bookmarkStart w:id="0" w:name="_GoBack"/>
+            <w:bookmarkEnd w:id="0"/>
+            <w:r>
+              <w:rPr>
+                <w:rFonts w:ascii="Arial Narrow" w:hAnsi="Arial Narrow"/>
+                <w:bCs/>
+                <w:color w:val="000000"/>
+                <w:sz w:val="24"/>
+                <w:szCs w:val="24"/>
+              </w:rPr>
+              <w:t xml:space="preserve">respondiente. </w:t>
             </w:r>
           </w:p>
         </w:tc>
@@ -3043,7 +3694,6 @@
                 <w:sz w:val="24"/>
                 <w:szCs w:val="24"/>
               </w:rPr>
-              <w:lastRenderedPageBreak/>
               <w:t>7.-  Productos acreditables planificados</w:t>
             </w:r>
           </w:p>
@@ -3155,7 +3805,7 @@
                 <w:sz w:val="24"/>
                 <w:szCs w:val="24"/>
               </w:rPr>
-              <w:t>Describir el o los productos acreditables planificados</w:t>
+              <w:t>Tesis, Prototipo de Aplicación Móvil.</w:t>
             </w:r>
           </w:p>
           <w:p>
@@ -3299,6 +3949,16 @@
         </w:rPr>
         <w:t>Fecha</w:t>
       </w:r>
+      <w:r>
+        <w:rPr>
+          <w:rFonts w:ascii="Arial Narrow" w:hAnsi="Arial Narrow"/>
+          <w:b/>
+          <w:color w:val="000000"/>
+          <w:sz w:val="24"/>
+          <w:szCs w:val="24"/>
+        </w:rPr>
+        <w:t>: de Mayo de 2025</w:t>
+      </w:r>
     </w:p>
     <w:p>
       <w:pPr>
@@ -3333,81 +3993,6 @@
         <w:jc w:val="center"/>
         <w:rPr>
           <w:rFonts w:ascii="Arial Narrow" w:hAnsi="Arial Narrow"/>
-          <w:b/>
-          <w:color w:val="000000"/>
-          <w:sz w:val="24"/>
-          <w:szCs w:val="24"/>
-        </w:rPr>
-      </w:pPr>
-    </w:p>
-    <w:p>
-      <w:pPr>
-        <w:pBdr>
-          <w:top w:val="nil"/>
-          <w:left w:val="nil"/>
-          <w:bottom w:val="nil"/>
-          <w:right w:val="nil"/>
-          <w:between w:val="nil"/>
-        </w:pBdr>
-        <w:spacing w:line="276" w:lineRule="auto"/>
-        <w:rPr>
-          <w:rFonts w:ascii="Arial Narrow" w:hAnsi="Arial Narrow"/>
-          <w:color w:val="000000"/>
-          <w:sz w:val="24"/>
-          <w:szCs w:val="24"/>
-        </w:rPr>
-      </w:pPr>
-    </w:p>
-    <w:p>
-      <w:pPr>
-        <w:pBdr>
-          <w:top w:val="nil"/>
-          <w:left w:val="nil"/>
-          <w:bottom w:val="nil"/>
-          <w:right w:val="nil"/>
-          <w:between w:val="nil"/>
-        </w:pBdr>
-        <w:spacing w:line="276" w:lineRule="auto"/>
-        <w:rPr>
-          <w:rFonts w:ascii="Arial Narrow" w:hAnsi="Arial Narrow"/>
-          <w:color w:val="000000"/>
-          <w:sz w:val="24"/>
-          <w:szCs w:val="24"/>
-        </w:rPr>
-      </w:pPr>
-    </w:p>
-    <w:p>
-      <w:pPr>
-        <w:pBdr>
-          <w:top w:val="nil"/>
-          <w:left w:val="nil"/>
-          <w:bottom w:val="nil"/>
-          <w:right w:val="nil"/>
-          <w:between w:val="nil"/>
-        </w:pBdr>
-        <w:spacing w:line="276" w:lineRule="auto"/>
-        <w:jc w:val="center"/>
-        <w:rPr>
-          <w:rFonts w:ascii="Arial Narrow" w:hAnsi="Arial Narrow"/>
-          <w:color w:val="000000"/>
-          <w:sz w:val="24"/>
-          <w:szCs w:val="24"/>
-        </w:rPr>
-      </w:pPr>
-    </w:p>
-    <w:p>
-      <w:pPr>
-        <w:pBdr>
-          <w:top w:val="nil"/>
-          <w:left w:val="nil"/>
-          <w:bottom w:val="nil"/>
-          <w:right w:val="nil"/>
-          <w:between w:val="nil"/>
-        </w:pBdr>
-        <w:spacing w:line="276" w:lineRule="auto"/>
-        <w:jc w:val="center"/>
-        <w:rPr>
-          <w:rFonts w:ascii="Arial Narrow" w:hAnsi="Arial Narrow"/>
           <w:color w:val="000000"/>
           <w:sz w:val="24"/>
           <w:szCs w:val="24"/>
@@ -3551,7 +4136,7 @@
         <w:szCs w:val="14"/>
         <w:lang w:val="es-ES"/>
       </w:rPr>
-      <w:t>3</w:t>
+      <w:t>2</w:t>
     </w:r>
     <w:r>
       <w:rPr>
@@ -3697,7 +4282,7 @@
         <w:sz w:val="14"/>
         <w:szCs w:val="14"/>
       </w:rPr>
-      <w:t>3</w:t>
+      <w:t>2</w:t>
     </w:r>
     <w:r>
       <w:rPr>

--- a/MIC - Profesionalizante/ANEXO-1-FORMATO-NOTA-CONCEPTUAL-DOCENTE.docx
+++ b/MIC - Profesionalizante/ANEXO-1-FORMATO-NOTA-CONCEPTUAL-DOCENTE.docx
@@ -51,13 +51,20 @@
     </w:p>
     <w:p>
       <w:pPr>
-        <w:jc w:val="center"/>
         <w:rPr>
           <w:rFonts w:ascii="Arial Narrow" w:eastAsia="Times New Roman" w:hAnsi="Arial Narrow" w:cs="Times New Roman"/>
           <w:sz w:val="24"/>
           <w:szCs w:val="24"/>
         </w:rPr>
       </w:pPr>
+      <w:r>
+        <w:rPr>
+          <w:rFonts w:ascii="Arial Narrow" w:eastAsia="Times New Roman" w:hAnsi="Arial Narrow" w:cs="Times New Roman"/>
+          <w:sz w:val="24"/>
+          <w:szCs w:val="24"/>
+        </w:rPr>
+        <w:t xml:space="preserve">             </w:t>
+      </w:r>
       <w:r>
         <w:rPr>
           <w:rFonts w:ascii="Arial Narrow" w:eastAsia="Times New Roman" w:hAnsi="Arial Narrow" w:cs="Times New Roman"/>
@@ -69,9 +76,9 @@
           <w:lang w:eastAsia="es-EC"/>
         </w:rPr>
         <w:drawing>
-          <wp:inline distT="0" distB="0" distL="0" distR="0" wp14:anchorId="1DAE7014" wp14:editId="480E63A4">
-            <wp:extent cx="3352800" cy="962025"/>
-            <wp:effectExtent l="0" t="0" r="0" b="9525"/>
+          <wp:inline distT="0" distB="0" distL="0" distR="0" wp14:anchorId="1DAE7014" wp14:editId="2CB2F770">
+            <wp:extent cx="2019300" cy="579401"/>
+            <wp:effectExtent l="0" t="0" r="0" b="0"/>
             <wp:docPr id="1" name="Picture 1"/>
             <wp:cNvGraphicFramePr>
               <a:graphicFrameLocks xmlns:a="http://schemas.openxmlformats.org/drawingml/2006/main" noChangeAspect="1"/>
@@ -86,7 +93,7 @@
                     </pic:cNvPicPr>
                   </pic:nvPicPr>
                   <pic:blipFill>
-                    <a:blip r:embed="rId7">
+                    <a:blip r:embed="rId7" cstate="print">
                       <a:extLst>
                         <a:ext uri="{28A0092B-C50C-407E-A947-70E740481C1C}">
                           <a14:useLocalDpi xmlns:a14="http://schemas.microsoft.com/office/drawing/2010/main" val="0"/>
@@ -101,7 +108,97 @@
                   <pic:spPr bwMode="auto">
                     <a:xfrm>
                       <a:off x="0" y="0"/>
-                      <a:ext cx="3352800" cy="962025"/>
+                      <a:ext cx="2062244" cy="591723"/>
+                    </a:xfrm>
+                    <a:prstGeom prst="rect">
+                      <a:avLst/>
+                    </a:prstGeom>
+                    <a:noFill/>
+                    <a:ln>
+                      <a:noFill/>
+                    </a:ln>
+                  </pic:spPr>
+                </pic:pic>
+              </a:graphicData>
+            </a:graphic>
+          </wp:inline>
+        </w:drawing>
+      </w:r>
+      <w:r>
+        <w:rPr>
+          <w:rFonts w:ascii="Arial Narrow" w:eastAsia="Times New Roman" w:hAnsi="Arial Narrow" w:cs="Times New Roman"/>
+          <w:sz w:val="24"/>
+          <w:szCs w:val="24"/>
+        </w:rPr>
+        <w:t xml:space="preserve"> </w:t>
+      </w:r>
+      <w:r>
+        <w:rPr>
+          <w:noProof/>
+          <w:lang w:eastAsia="es-EC"/>
+        </w:rPr>
+        <w:tab/>
+      </w:r>
+      <w:r>
+        <w:rPr>
+          <w:noProof/>
+          <w:lang w:eastAsia="es-EC"/>
+        </w:rPr>
+        <w:tab/>
+      </w:r>
+      <w:r>
+        <w:rPr>
+          <w:noProof/>
+          <w:lang w:eastAsia="es-EC"/>
+        </w:rPr>
+        <w:tab/>
+      </w:r>
+      <w:r>
+        <w:rPr>
+          <w:noProof/>
+          <w:lang w:eastAsia="es-EC"/>
+        </w:rPr>
+        <w:tab/>
+      </w:r>
+      <w:r>
+        <w:rPr>
+          <w:noProof/>
+          <w:lang w:eastAsia="es-EC"/>
+        </w:rPr>
+        <w:drawing>
+          <wp:inline distT="0" distB="0" distL="0" distR="0" wp14:anchorId="78E3B92C" wp14:editId="43E5FEEC">
+            <wp:extent cx="705505" cy="708025"/>
+            <wp:effectExtent l="0" t="0" r="0" b="0"/>
+            <wp:docPr id="5" name="Imagen 5" descr="IngSoftware - ESPE"/>
+            <wp:cNvGraphicFramePr>
+              <a:graphicFrameLocks xmlns:a="http://schemas.openxmlformats.org/drawingml/2006/main" noChangeAspect="1"/>
+            </wp:cNvGraphicFramePr>
+            <a:graphic xmlns:a="http://schemas.openxmlformats.org/drawingml/2006/main">
+              <a:graphicData uri="http://schemas.openxmlformats.org/drawingml/2006/picture">
+                <pic:pic xmlns:pic="http://schemas.openxmlformats.org/drawingml/2006/picture">
+                  <pic:nvPicPr>
+                    <pic:cNvPr id="0" name="Picture 8" descr="IngSoftware - ESPE"/>
+                    <pic:cNvPicPr>
+                      <a:picLocks noChangeAspect="1" noChangeArrowheads="1"/>
+                    </pic:cNvPicPr>
+                  </pic:nvPicPr>
+                  <pic:blipFill>
+                    <a:blip r:embed="rId8" cstate="print">
+                      <a:extLst>
+                        <a:ext uri="{28A0092B-C50C-407E-A947-70E740481C1C}">
+                          <a14:useLocalDpi xmlns:a14="http://schemas.microsoft.com/office/drawing/2010/main" val="0"/>
+                        </a:ext>
+                      </a:extLst>
+                    </a:blip>
+                    <a:srcRect/>
+                    <a:stretch>
+                      <a:fillRect/>
+                    </a:stretch>
+                  </pic:blipFill>
+                  <pic:spPr bwMode="auto">
+                    <a:xfrm>
+                      <a:off x="0" y="0"/>
+                      <a:ext cx="744036" cy="746694"/>
                     </a:xfrm>
                     <a:prstGeom prst="rect">
                       <a:avLst/>
@@ -167,11 +264,81 @@
         <w:jc w:val="center"/>
         <w:rPr>
           <w:rFonts w:ascii="Arial Narrow" w:eastAsia="Times New Roman" w:hAnsi="Arial Narrow" w:cs="Times New Roman"/>
+          <w:sz w:val="28"/>
+          <w:szCs w:val="24"/>
+        </w:rPr>
+      </w:pPr>
+      <w:r>
+        <w:rPr>
+          <w:rFonts w:ascii="Arial Narrow" w:eastAsia="Times New Roman" w:hAnsi="Arial Narrow" w:cs="Times New Roman"/>
+          <w:b/>
+          <w:bCs/>
+          <w:color w:val="000000"/>
+          <w:sz w:val="28"/>
+          <w:szCs w:val="24"/>
+        </w:rPr>
+        <w:t> </w:t>
+      </w:r>
+    </w:p>
+    <w:p>
+      <w:pPr>
+        <w:jc w:val="center"/>
+        <w:rPr>
+          <w:rFonts w:ascii="Arial Narrow" w:eastAsia="Times New Roman" w:hAnsi="Arial Narrow" w:cs="Times New Roman"/>
+          <w:b/>
+          <w:bCs/>
+          <w:color w:val="000000"/>
+          <w:sz w:val="28"/>
+          <w:szCs w:val="24"/>
+        </w:rPr>
+      </w:pPr>
+      <w:r>
+        <w:rPr>
+          <w:rFonts w:ascii="Arial Narrow" w:eastAsia="Times New Roman" w:hAnsi="Arial Narrow" w:cs="Times New Roman"/>
+          <w:b/>
+          <w:bCs/>
+          <w:color w:val="000000"/>
+          <w:sz w:val="28"/>
+          <w:szCs w:val="24"/>
+        </w:rPr>
+        <w:t xml:space="preserve">NOTA CONCEPTUAL PARA </w:t>
+      </w:r>
+    </w:p>
+    <w:p>
+      <w:pPr>
+        <w:jc w:val="center"/>
+        <w:rPr>
+          <w:rFonts w:ascii="Arial Narrow" w:eastAsia="Times New Roman" w:hAnsi="Arial Narrow" w:cs="Times New Roman"/>
+          <w:b/>
+          <w:bCs/>
+          <w:color w:val="000000"/>
+          <w:sz w:val="28"/>
+          <w:szCs w:val="24"/>
+        </w:rPr>
+      </w:pPr>
+      <w:r>
+        <w:rPr>
+          <w:rFonts w:ascii="Arial Narrow" w:eastAsia="Times New Roman" w:hAnsi="Arial Narrow" w:cs="Times New Roman"/>
+          <w:b/>
+          <w:bCs/>
+          <w:color w:val="000000"/>
+          <w:sz w:val="28"/>
+          <w:szCs w:val="24"/>
+        </w:rPr>
+        <w:t>TRABAJO DE INTEGRACIÓN CURRICULAR</w:t>
+      </w:r>
+    </w:p>
+    <w:p>
+      <w:pPr>
+        <w:rPr>
+          <w:rFonts w:ascii="Arial Narrow" w:eastAsia="Times New Roman" w:hAnsi="Arial Narrow" w:cs="Times New Roman"/>
           <w:sz w:val="32"/>
           <w:szCs w:val="24"/>
         </w:rPr>
       </w:pPr>
-      <w:r>
+    </w:p>
+    <w:p>
+      <w:pPr>
         <w:rPr>
           <w:rFonts w:ascii="Arial Narrow" w:eastAsia="Times New Roman" w:hAnsi="Arial Narrow" w:cs="Times New Roman"/>
           <w:b/>
@@ -180,144 +347,7 @@
           <w:sz w:val="32"/>
           <w:szCs w:val="24"/>
         </w:rPr>
-        <w:t> </w:t>
-      </w:r>
-    </w:p>
-    <w:p>
-      <w:pPr>
-        <w:rPr>
-          <w:rFonts w:ascii="Arial Narrow" w:eastAsia="Times New Roman" w:hAnsi="Arial Narrow" w:cs="Times New Roman"/>
-          <w:sz w:val="32"/>
-          <w:szCs w:val="24"/>
-        </w:rPr>
-      </w:pPr>
-    </w:p>
-    <w:p>
-      <w:pPr>
-        <w:jc w:val="center"/>
-        <w:rPr>
-          <w:rFonts w:ascii="Arial Narrow" w:eastAsia="Times New Roman" w:hAnsi="Arial Narrow" w:cs="Times New Roman"/>
-          <w:b/>
-          <w:bCs/>
-          <w:color w:val="000000"/>
-          <w:sz w:val="32"/>
-          <w:szCs w:val="24"/>
-        </w:rPr>
-      </w:pPr>
-      <w:r>
-        <w:rPr>
-          <w:rFonts w:ascii="Arial Narrow" w:eastAsia="Times New Roman" w:hAnsi="Arial Narrow" w:cs="Times New Roman"/>
-          <w:b/>
-          <w:bCs/>
-          <w:color w:val="000000"/>
-          <w:sz w:val="32"/>
-          <w:szCs w:val="24"/>
-        </w:rPr>
-        <w:t xml:space="preserve">DEPARTAMENTO DE </w:t>
-      </w:r>
-      <w:r>
-        <w:rPr>
-          <w:rFonts w:ascii="Arial Narrow" w:eastAsia="Times New Roman" w:hAnsi="Arial Narrow" w:cs="Times New Roman"/>
-          <w:b/>
-          <w:bCs/>
-          <w:color w:val="000000"/>
-          <w:sz w:val="32"/>
-          <w:szCs w:val="24"/>
-        </w:rPr>
-        <w:t>CIENCIA DE LA COMPUTACIÓN</w:t>
-      </w:r>
-    </w:p>
-    <w:p>
-      <w:pPr>
-        <w:jc w:val="center"/>
-        <w:rPr>
-          <w:rFonts w:ascii="Arial Narrow" w:eastAsia="Times New Roman" w:hAnsi="Arial Narrow" w:cs="Times New Roman"/>
-          <w:sz w:val="32"/>
-          <w:szCs w:val="24"/>
-        </w:rPr>
-      </w:pPr>
-    </w:p>
-    <w:p>
-      <w:pPr>
-        <w:spacing w:after="240"/>
-        <w:rPr>
-          <w:rFonts w:ascii="Arial Narrow" w:eastAsia="Times New Roman" w:hAnsi="Arial Narrow" w:cs="Times New Roman"/>
-          <w:sz w:val="32"/>
-          <w:szCs w:val="24"/>
-        </w:rPr>
-      </w:pPr>
-    </w:p>
-    <w:p>
-      <w:pPr>
-        <w:jc w:val="center"/>
-        <w:rPr>
-          <w:rFonts w:ascii="Arial Narrow" w:eastAsia="Times New Roman" w:hAnsi="Arial Narrow" w:cs="Times New Roman"/>
-          <w:b/>
-          <w:bCs/>
-          <w:color w:val="000000"/>
-          <w:sz w:val="32"/>
-          <w:szCs w:val="24"/>
-        </w:rPr>
-      </w:pPr>
-      <w:r>
-        <w:rPr>
-          <w:rFonts w:ascii="Arial Narrow" w:eastAsia="Times New Roman" w:hAnsi="Arial Narrow" w:cs="Times New Roman"/>
-          <w:b/>
-          <w:bCs/>
-          <w:color w:val="000000"/>
-          <w:sz w:val="32"/>
-          <w:szCs w:val="24"/>
-        </w:rPr>
-        <w:t xml:space="preserve">CARRERA DE </w:t>
-      </w:r>
-      <w:r>
-        <w:rPr>
-          <w:rFonts w:ascii="Arial Narrow" w:eastAsia="Times New Roman" w:hAnsi="Arial Narrow" w:cs="Times New Roman"/>
-          <w:b/>
-          <w:bCs/>
-          <w:color w:val="000000"/>
-          <w:sz w:val="32"/>
-          <w:szCs w:val="24"/>
-        </w:rPr>
-        <w:t>SOFTWARE</w:t>
-      </w:r>
-    </w:p>
-    <w:p>
-      <w:pPr>
-        <w:jc w:val="center"/>
-        <w:rPr>
-          <w:rFonts w:ascii="Arial Narrow" w:eastAsia="Times New Roman" w:hAnsi="Arial Narrow" w:cs="Times New Roman"/>
-          <w:b/>
-          <w:bCs/>
-          <w:color w:val="000000"/>
-          <w:sz w:val="32"/>
-          <w:szCs w:val="24"/>
-        </w:rPr>
-      </w:pPr>
-    </w:p>
-    <w:p>
-      <w:pPr>
-        <w:jc w:val="center"/>
-        <w:rPr>
-          <w:rFonts w:ascii="Arial Narrow" w:eastAsia="Times New Roman" w:hAnsi="Arial Narrow" w:cs="Times New Roman"/>
-          <w:b/>
-          <w:bCs/>
-          <w:color w:val="000000"/>
-          <w:sz w:val="32"/>
-          <w:szCs w:val="24"/>
-        </w:rPr>
-      </w:pPr>
-      <w:r>
-        <w:rPr>
-          <w:rFonts w:ascii="Arial Narrow" w:eastAsia="Times New Roman" w:hAnsi="Arial Narrow" w:cs="Times New Roman"/>
-          <w:b/>
-          <w:bCs/>
-          <w:color w:val="000000"/>
-          <w:sz w:val="32"/>
-          <w:szCs w:val="24"/>
-        </w:rPr>
-        <w:t>NOTA CONCEPTUAL PARA TRABAJO DE INTEGRACIÓN CURRICULAR</w:t>
-      </w:r>
+      </w:pPr>
     </w:p>
     <w:p>
       <w:pPr>
@@ -347,6 +377,7 @@
     </w:p>
     <w:p>
       <w:pPr>
+        <w:jc w:val="both"/>
         <w:rPr>
           <w:rFonts w:ascii="Arial Narrow" w:eastAsia="Times New Roman" w:hAnsi="Arial Narrow" w:cs="Times New Roman"/>
           <w:b/>
@@ -381,26 +412,15 @@
       <w:r>
         <w:rPr>
           <w:rFonts w:ascii="Arial Narrow" w:eastAsia="Times New Roman" w:hAnsi="Arial Narrow" w:cs="Times New Roman"/>
+          <w:b/>
           <w:bCs/>
           <w:color w:val="000000"/>
           <w:sz w:val="24"/>
           <w:szCs w:val="24"/>
         </w:rPr>
-        <w:t>Desarrollo de una aplicación móvil personalizada para el seguimiento y análisis del rendimiento deportivo en fútbol amateur mediante registro estadístico individual</w:t>
+        <w:t>Prototipo funcional</w:t>
       </w:r>
       <w:r>
-        <w:rPr>
-          <w:rFonts w:ascii="Arial Narrow" w:eastAsia="Times New Roman" w:hAnsi="Arial Narrow" w:cs="Times New Roman"/>
-          <w:bCs/>
-          <w:color w:val="000000"/>
-          <w:sz w:val="24"/>
-          <w:szCs w:val="24"/>
-        </w:rPr>
-        <w:t>.</w:t>
-      </w:r>
-    </w:p>
-    <w:p>
-      <w:pPr>
         <w:rPr>
           <w:rFonts w:ascii="Arial Narrow" w:eastAsia="Times New Roman" w:hAnsi="Arial Narrow" w:cs="Times New Roman"/>
           <w:b/>
@@ -409,10 +429,60 @@
           <w:sz w:val="24"/>
           <w:szCs w:val="24"/>
         </w:rPr>
-      </w:pPr>
+        <w:t xml:space="preserve"> de una aplicación móvil personalizada para el seguimiento y análisis del rendimiento deportivo en fútbol amateur mediante registro estadístico individual.</w:t>
+      </w:r>
     </w:p>
     <w:p>
       <w:pPr>
+        <w:jc w:val="both"/>
+        <w:rPr>
+          <w:rFonts w:ascii="Arial Narrow" w:eastAsia="Times New Roman" w:hAnsi="Arial Narrow" w:cs="Times New Roman"/>
+          <w:b/>
+          <w:bCs/>
+          <w:color w:val="000000"/>
+          <w:sz w:val="24"/>
+          <w:szCs w:val="24"/>
+        </w:rPr>
+      </w:pPr>
+      <w:r>
+        <w:rPr>
+          <w:rFonts w:ascii="Arial Narrow" w:eastAsia="Times New Roman" w:hAnsi="Arial Narrow" w:cs="Times New Roman"/>
+          <w:b/>
+          <w:bCs/>
+          <w:color w:val="000000"/>
+          <w:sz w:val="24"/>
+          <w:szCs w:val="24"/>
+        </w:rPr>
+        <w:t>DEPARTAMENTO: Ciencias de la Computación</w:t>
+      </w:r>
+    </w:p>
+    <w:p>
+      <w:pPr>
+        <w:jc w:val="both"/>
+        <w:rPr>
+          <w:rFonts w:ascii="Arial Narrow" w:eastAsia="Times New Roman" w:hAnsi="Arial Narrow" w:cs="Times New Roman"/>
+          <w:b/>
+          <w:bCs/>
+          <w:color w:val="000000"/>
+          <w:sz w:val="24"/>
+          <w:szCs w:val="24"/>
+        </w:rPr>
+      </w:pPr>
+      <w:r>
+        <w:rPr>
+          <w:rFonts w:ascii="Arial Narrow" w:eastAsia="Times New Roman" w:hAnsi="Arial Narrow" w:cs="Times New Roman"/>
+          <w:b/>
+          <w:bCs/>
+          <w:color w:val="000000"/>
+          <w:sz w:val="24"/>
+          <w:szCs w:val="24"/>
+        </w:rPr>
+        <w:t>CARRERA: Ingeniería de Software</w:t>
+      </w:r>
+    </w:p>
+    <w:p>
+      <w:pPr>
+        <w:jc w:val="both"/>
         <w:rPr>
           <w:rFonts w:ascii="Arial Narrow" w:hAnsi="Arial Narrow"/>
           <w:b/>
@@ -420,10 +490,228 @@
           <w:sz w:val="24"/>
           <w:szCs w:val="24"/>
         </w:rPr>
+      </w:pPr>
+      <w:r>
+        <w:rPr>
+          <w:rFonts w:ascii="Arial Narrow" w:eastAsia="Times New Roman" w:hAnsi="Arial Narrow" w:cs="Times New Roman"/>
+          <w:b/>
+          <w:bCs/>
+          <w:color w:val="000000"/>
+          <w:sz w:val="24"/>
+          <w:szCs w:val="24"/>
+        </w:rPr>
+        <w:t>DOCENTE PROPONENTE:</w:t>
+      </w:r>
+      <w:r>
+        <w:rPr>
+          <w:rFonts w:ascii="Arial Narrow" w:eastAsia="Times New Roman" w:hAnsi="Arial Narrow" w:cs="Times New Roman"/>
+          <w:b/>
+          <w:bCs/>
+          <w:color w:val="000000"/>
+          <w:sz w:val="24"/>
+          <w:szCs w:val="24"/>
+        </w:rPr>
+        <w:t xml:space="preserve"> </w:t>
+      </w:r>
+      <w:r>
+        <w:rPr>
+          <w:rFonts w:ascii="Arial Narrow" w:hAnsi="Arial Narrow"/>
+          <w:b/>
+          <w:color w:val="000000"/>
+          <w:sz w:val="24"/>
+          <w:szCs w:val="24"/>
+        </w:rPr>
+        <w:t>Ing. Dori</w:t>
+      </w:r>
+      <w:r>
+        <w:rPr>
+          <w:rFonts w:ascii="Arial Narrow" w:hAnsi="Arial Narrow"/>
+          <w:b/>
+          <w:color w:val="000000"/>
+          <w:sz w:val="24"/>
+          <w:szCs w:val="24"/>
+        </w:rPr>
+        <w:t>s</w:t>
+      </w:r>
+      <w:r>
+        <w:rPr>
+          <w:rFonts w:ascii="Arial Narrow" w:hAnsi="Arial Narrow"/>
+          <w:b/>
+          <w:color w:val="000000"/>
+          <w:sz w:val="24"/>
+          <w:szCs w:val="24"/>
+        </w:rPr>
+        <w:t xml:space="preserve"> Karina</w:t>
+      </w:r>
+      <w:r>
+        <w:rPr>
+          <w:rFonts w:ascii="Arial Narrow" w:hAnsi="Arial Narrow"/>
+          <w:b/>
+          <w:color w:val="000000"/>
+          <w:sz w:val="24"/>
+          <w:szCs w:val="24"/>
+        </w:rPr>
+        <w:t xml:space="preserve"> </w:t>
+      </w:r>
+      <w:proofErr w:type="spellStart"/>
+      <w:r>
+        <w:rPr>
+          <w:rFonts w:ascii="Arial Narrow" w:hAnsi="Arial Narrow"/>
+          <w:b/>
+          <w:color w:val="000000"/>
+          <w:sz w:val="24"/>
+          <w:szCs w:val="24"/>
+        </w:rPr>
+        <w:t>Chicaiza</w:t>
+      </w:r>
+      <w:proofErr w:type="spellEnd"/>
+      <w:r>
+        <w:rPr>
+          <w:rFonts w:ascii="Arial Narrow" w:hAnsi="Arial Narrow"/>
+          <w:b/>
+          <w:color w:val="000000"/>
+          <w:sz w:val="24"/>
+          <w:szCs w:val="24"/>
+        </w:rPr>
+        <w:t xml:space="preserve"> </w:t>
+      </w:r>
+      <w:proofErr w:type="spellStart"/>
+      <w:r>
+        <w:rPr>
+          <w:rFonts w:ascii="Arial Narrow" w:hAnsi="Arial Narrow"/>
+          <w:b/>
+          <w:color w:val="000000"/>
+          <w:sz w:val="24"/>
+          <w:szCs w:val="24"/>
+        </w:rPr>
+        <w:t>Angamarca</w:t>
+      </w:r>
+      <w:proofErr w:type="spellEnd"/>
+      <w:r>
+        <w:rPr>
+          <w:rFonts w:ascii="Arial Narrow" w:hAnsi="Arial Narrow"/>
+          <w:b/>
+          <w:color w:val="000000"/>
+          <w:sz w:val="24"/>
+          <w:szCs w:val="24"/>
+        </w:rPr>
+        <w:t>,</w:t>
+      </w:r>
+      <w:r>
+        <w:rPr>
+          <w:rFonts w:ascii="Arial Narrow" w:hAnsi="Arial Narrow"/>
+          <w:b/>
+          <w:color w:val="000000"/>
+          <w:sz w:val="24"/>
+          <w:szCs w:val="24"/>
+        </w:rPr>
+        <w:t xml:space="preserve"> </w:t>
+      </w:r>
+      <w:proofErr w:type="spellStart"/>
+      <w:r>
+        <w:rPr>
+          <w:rFonts w:ascii="Arial Narrow" w:hAnsi="Arial Narrow"/>
+          <w:b/>
+          <w:color w:val="000000"/>
+          <w:sz w:val="24"/>
+          <w:szCs w:val="24"/>
+        </w:rPr>
+        <w:t>Mgtr</w:t>
+      </w:r>
+      <w:proofErr w:type="spellEnd"/>
+      <w:r>
+        <w:rPr>
+          <w:rFonts w:ascii="Arial Narrow" w:hAnsi="Arial Narrow"/>
+          <w:b/>
+          <w:color w:val="000000"/>
+          <w:sz w:val="24"/>
+          <w:szCs w:val="24"/>
+        </w:rPr>
+        <w:t>.</w:t>
+      </w:r>
+    </w:p>
+    <w:p>
+      <w:pPr>
+        <w:rPr>
+          <w:rFonts w:ascii="Arial Narrow" w:hAnsi="Arial Narrow"/>
+          <w:color w:val="000000"/>
+          <w:sz w:val="24"/>
+          <w:szCs w:val="24"/>
+        </w:rPr>
+      </w:pPr>
+    </w:p>
+    <w:p>
+      <w:pPr>
+        <w:jc w:val="right"/>
+        <w:rPr>
+          <w:rFonts w:ascii="Arial Narrow" w:hAnsi="Arial Narrow"/>
+          <w:b/>
+          <w:color w:val="000000"/>
+          <w:sz w:val="24"/>
+          <w:szCs w:val="24"/>
+        </w:rPr>
+      </w:pPr>
+    </w:p>
+    <w:p>
+      <w:pPr>
+        <w:jc w:val="right"/>
+        <w:rPr>
+          <w:rFonts w:ascii="Arial Narrow" w:hAnsi="Arial Narrow"/>
+          <w:b/>
+          <w:color w:val="000000"/>
+          <w:sz w:val="24"/>
+          <w:szCs w:val="24"/>
+        </w:rPr>
+      </w:pPr>
+    </w:p>
+    <w:p>
+      <w:pPr>
+        <w:jc w:val="right"/>
+        <w:rPr>
+          <w:rFonts w:ascii="Arial Narrow" w:hAnsi="Arial Narrow"/>
+          <w:b/>
+          <w:color w:val="000000"/>
+          <w:sz w:val="24"/>
+          <w:szCs w:val="24"/>
+        </w:rPr>
+      </w:pPr>
+    </w:p>
+    <w:p>
+      <w:pPr>
+        <w:jc w:val="right"/>
+        <w:rPr>
+          <w:rFonts w:ascii="Arial Narrow" w:hAnsi="Arial Narrow"/>
+          <w:b/>
+          <w:color w:val="000000"/>
+          <w:sz w:val="24"/>
+          <w:szCs w:val="24"/>
+        </w:rPr>
+      </w:pPr>
+    </w:p>
+    <w:p>
+      <w:pPr>
+        <w:jc w:val="right"/>
+        <w:rPr>
+          <w:rFonts w:ascii="Arial Narrow" w:hAnsi="Arial Narrow"/>
+          <w:b/>
+          <w:color w:val="000000"/>
+          <w:sz w:val="24"/>
+          <w:szCs w:val="24"/>
+        </w:rPr>
+      </w:pPr>
+    </w:p>
+    <w:p>
+      <w:pPr>
+        <w:jc w:val="right"/>
+        <w:rPr>
+          <w:rFonts w:ascii="Arial Narrow" w:hAnsi="Arial Narrow"/>
+          <w:color w:val="000000"/>
+          <w:sz w:val="24"/>
+          <w:szCs w:val="24"/>
+        </w:rPr>
         <w:sectPr>
-          <w:headerReference w:type="default" r:id="rId8"/>
-          <w:footerReference w:type="default" r:id="rId9"/>
-          <w:headerReference w:type="first" r:id="rId10"/>
+          <w:headerReference w:type="default" r:id="rId9"/>
+          <w:footerReference w:type="default" r:id="rId10"/>
           <w:pgSz w:w="11910" w:h="16840"/>
           <w:pgMar w:top="1417" w:right="1701" w:bottom="1417" w:left="1701" w:header="1134" w:footer="1195" w:gutter="0"/>
           <w:pgNumType w:start="1"/>
@@ -434,34 +722,35 @@
       </w:pPr>
       <w:r>
         <w:rPr>
-          <w:rFonts w:ascii="Arial Narrow" w:eastAsia="Times New Roman" w:hAnsi="Arial Narrow" w:cs="Times New Roman"/>
+          <w:rFonts w:ascii="Arial Narrow" w:hAnsi="Arial Narrow"/>
           <w:b/>
-          <w:bCs/>
           <w:color w:val="000000"/>
           <w:sz w:val="24"/>
           <w:szCs w:val="24"/>
         </w:rPr>
-        <w:t>DOCENTE PROPONENTE:</w:t>
+        <w:t xml:space="preserve">Lugar y Fecha: </w:t>
       </w:r>
+      <w:proofErr w:type="spellStart"/>
       <w:r>
         <w:rPr>
-          <w:rFonts w:ascii="Arial Narrow" w:eastAsia="Times New Roman" w:hAnsi="Arial Narrow" w:cs="Times New Roman"/>
+          <w:rFonts w:ascii="Arial Narrow" w:hAnsi="Arial Narrow"/>
           <w:b/>
-          <w:bCs/>
           <w:color w:val="000000"/>
           <w:sz w:val="24"/>
           <w:szCs w:val="24"/>
         </w:rPr>
-        <w:t xml:space="preserve"> </w:t>
+        <w:t>Sangolquí</w:t>
       </w:r>
+      <w:proofErr w:type="spellEnd"/>
       <w:r>
         <w:rPr>
           <w:rFonts w:ascii="Arial Narrow" w:hAnsi="Arial Narrow"/>
+          <w:b/>
           <w:color w:val="000000"/>
           <w:sz w:val="24"/>
           <w:szCs w:val="24"/>
         </w:rPr>
-        <w:t>Ing. Dorys Chicaiza. Mgtr.</w:t>
+        <w:t>, 22 de Mayo de 2025</w:t>
       </w:r>
     </w:p>
     <w:tbl>
@@ -569,7 +858,7 @@
                 <w:sz w:val="24"/>
                 <w:szCs w:val="24"/>
               </w:rPr>
-              <w:t>Fecha</w:t>
+              <w:t>Tema</w:t>
             </w:r>
           </w:p>
         </w:tc>
@@ -588,19 +877,41 @@
               <w:spacing w:line="276" w:lineRule="auto"/>
               <w:rPr>
                 <w:rFonts w:ascii="Arial Narrow" w:hAnsi="Arial Narrow"/>
-                <w:color w:val="000000"/>
-                <w:sz w:val="24"/>
-                <w:szCs w:val="24"/>
-              </w:rPr>
-            </w:pPr>
-            <w:r>
-              <w:rPr>
-                <w:rFonts w:ascii="Arial Narrow" w:hAnsi="Arial Narrow"/>
-                <w:color w:val="000000"/>
-                <w:sz w:val="24"/>
-                <w:szCs w:val="24"/>
-              </w:rPr>
-              <w:t>21 de Mayo de 2025</w:t>
+                <w:b/>
+                <w:color w:val="000000"/>
+                <w:sz w:val="24"/>
+                <w:szCs w:val="24"/>
+              </w:rPr>
+            </w:pPr>
+            <w:r>
+              <w:rPr>
+                <w:rFonts w:ascii="Arial Narrow" w:eastAsia="Times New Roman" w:hAnsi="Arial Narrow" w:cs="Times New Roman"/>
+                <w:bCs/>
+                <w:color w:val="000000"/>
+                <w:sz w:val="24"/>
+                <w:szCs w:val="24"/>
+              </w:rPr>
+              <w:t>Prototipo funcional</w:t>
+            </w:r>
+            <w:r>
+              <w:rPr>
+                <w:rFonts w:ascii="Arial Narrow" w:eastAsia="Times New Roman" w:hAnsi="Arial Narrow" w:cs="Times New Roman"/>
+                <w:bCs/>
+                <w:color w:val="000000"/>
+                <w:sz w:val="24"/>
+                <w:szCs w:val="24"/>
+              </w:rPr>
+              <w:t xml:space="preserve"> de una aplicación móvil personalizada para el seguimiento y análisis del rendimiento deportivo en fútbol amateur mediante registro estadístico individual</w:t>
+            </w:r>
+            <w:r>
+              <w:rPr>
+                <w:rFonts w:ascii="Arial Narrow" w:eastAsia="Times New Roman" w:hAnsi="Arial Narrow" w:cs="Times New Roman"/>
+                <w:bCs/>
+                <w:color w:val="000000"/>
+                <w:sz w:val="24"/>
+                <w:szCs w:val="24"/>
+              </w:rPr>
+              <w:t>.</w:t>
             </w:r>
           </w:p>
         </w:tc>
@@ -635,7 +946,7 @@
                 <w:sz w:val="24"/>
                 <w:szCs w:val="24"/>
               </w:rPr>
-              <w:t>Tema</w:t>
+              <w:t>Línea de investigación</w:t>
             </w:r>
           </w:p>
         </w:tc>
@@ -654,31 +965,28 @@
               <w:spacing w:line="276" w:lineRule="auto"/>
               <w:rPr>
                 <w:rFonts w:ascii="Arial Narrow" w:hAnsi="Arial Narrow"/>
-                <w:b/>
-                <w:color w:val="000000"/>
-                <w:sz w:val="24"/>
-                <w:szCs w:val="24"/>
-              </w:rPr>
-            </w:pPr>
-            <w:r>
-              <w:rPr>
-                <w:rFonts w:ascii="Arial Narrow" w:eastAsia="Times New Roman" w:hAnsi="Arial Narrow" w:cs="Times New Roman"/>
-                <w:bCs/>
-                <w:color w:val="000000"/>
-                <w:sz w:val="24"/>
-                <w:szCs w:val="24"/>
-              </w:rPr>
-              <w:t>Desarrollo de una aplicación móvil personalizada para el seguimiento y análisis del rendimiento deportivo en fútbol amateur mediante registro estadístico individual</w:t>
-            </w:r>
-            <w:r>
-              <w:rPr>
-                <w:rFonts w:ascii="Arial Narrow" w:eastAsia="Times New Roman" w:hAnsi="Arial Narrow" w:cs="Times New Roman"/>
-                <w:bCs/>
-                <w:color w:val="000000"/>
-                <w:sz w:val="24"/>
-                <w:szCs w:val="24"/>
-              </w:rPr>
-              <w:t>.</w:t>
+                <w:color w:val="000000"/>
+                <w:sz w:val="24"/>
+                <w:szCs w:val="24"/>
+              </w:rPr>
+            </w:pPr>
+            <w:r>
+              <w:rPr>
+                <w:rFonts w:ascii="Arial Narrow" w:hAnsi="Arial Narrow"/>
+                <w:color w:val="000000"/>
+                <w:sz w:val="24"/>
+                <w:szCs w:val="24"/>
+              </w:rPr>
+              <w:t>Tecnologías de Información y Comunicación</w:t>
+            </w:r>
+            <w:r>
+              <w:rPr>
+                <w:rFonts w:ascii="Arial Narrow" w:hAnsi="Arial Narrow"/>
+                <w:color w:val="000000"/>
+                <w:sz w:val="24"/>
+                <w:szCs w:val="24"/>
+              </w:rPr>
+              <w:t>, Ingeniería de Software</w:t>
             </w:r>
           </w:p>
         </w:tc>
@@ -713,7 +1021,7 @@
                 <w:sz w:val="24"/>
                 <w:szCs w:val="24"/>
               </w:rPr>
-              <w:t>Línea de investigación</w:t>
+              <w:t xml:space="preserve">Número de estudiantes participantes </w:t>
             </w:r>
           </w:p>
         </w:tc>
@@ -744,7 +1052,7 @@
                 <w:sz w:val="24"/>
                 <w:szCs w:val="24"/>
               </w:rPr>
-              <w:t>Tecnologías de Información y Comunicación</w:t>
+              <w:t>2</w:t>
             </w:r>
           </w:p>
         </w:tc>
@@ -779,7 +1087,7 @@
                 <w:sz w:val="24"/>
                 <w:szCs w:val="24"/>
               </w:rPr>
-              <w:t xml:space="preserve">Número de estudiantes participantes </w:t>
+              <w:t>Carrera</w:t>
             </w:r>
           </w:p>
         </w:tc>
@@ -810,65 +1118,8 @@
                 <w:sz w:val="24"/>
                 <w:szCs w:val="24"/>
               </w:rPr>
-              <w:t>2</w:t>
-            </w:r>
-          </w:p>
-        </w:tc>
-      </w:tr>
-      <w:tr>
-        <w:tc>
-          <w:tcPr>
-            <w:tcW w:w="3539" w:type="dxa"/>
-            <w:tcBorders>
-              <w:top w:val="dotted" w:sz="4" w:space="0" w:color="000000"/>
-              <w:left w:val="dotted" w:sz="4" w:space="0" w:color="000000"/>
-              <w:bottom w:val="dotted" w:sz="4" w:space="0" w:color="000000"/>
-              <w:right w:val="dotted" w:sz="4" w:space="0" w:color="000000"/>
-            </w:tcBorders>
-          </w:tcPr>
-          <w:p>
-            <w:pPr>
-              <w:spacing w:line="276" w:lineRule="auto"/>
-              <w:rPr>
-                <w:rFonts w:ascii="Arial Narrow" w:hAnsi="Arial Narrow"/>
-                <w:b/>
-                <w:color w:val="000000"/>
-                <w:sz w:val="24"/>
-                <w:szCs w:val="24"/>
-              </w:rPr>
-            </w:pPr>
-            <w:r>
-              <w:rPr>
-                <w:rFonts w:ascii="Arial Narrow" w:hAnsi="Arial Narrow"/>
-                <w:b/>
-                <w:color w:val="000000"/>
-                <w:sz w:val="24"/>
-                <w:szCs w:val="24"/>
-              </w:rPr>
-              <w:t>Carrera</w:t>
-            </w:r>
-          </w:p>
-        </w:tc>
-        <w:tc>
-          <w:tcPr>
-            <w:tcW w:w="4959" w:type="dxa"/>
-            <w:tcBorders>
-              <w:top w:val="dotted" w:sz="4" w:space="0" w:color="000000"/>
-              <w:left w:val="dotted" w:sz="4" w:space="0" w:color="000000"/>
-              <w:bottom w:val="dotted" w:sz="4" w:space="0" w:color="000000"/>
-              <w:right w:val="dotted" w:sz="4" w:space="0" w:color="000000"/>
-            </w:tcBorders>
-          </w:tcPr>
-          <w:p>
-            <w:pPr>
-              <w:spacing w:line="276" w:lineRule="auto"/>
-              <w:rPr>
-                <w:rFonts w:ascii="Arial Narrow" w:hAnsi="Arial Narrow"/>
-                <w:color w:val="000000"/>
-                <w:sz w:val="24"/>
-                <w:szCs w:val="24"/>
-              </w:rPr>
-            </w:pPr>
+              <w:t xml:space="preserve">Ingeniería de </w:t>
+            </w:r>
             <w:r>
               <w:rPr>
                 <w:rFonts w:ascii="Arial Narrow" w:hAnsi="Arial Narrow"/>
@@ -1070,12 +1321,51 @@
               <w:spacing w:line="276" w:lineRule="auto"/>
               <w:rPr>
                 <w:rFonts w:ascii="Arial Narrow" w:hAnsi="Arial Narrow"/>
-                <w:b/>
-                <w:color w:val="000000"/>
-                <w:sz w:val="24"/>
-                <w:szCs w:val="24"/>
-              </w:rPr>
-            </w:pPr>
+                <w:color w:val="000000"/>
+                <w:sz w:val="24"/>
+                <w:szCs w:val="24"/>
+              </w:rPr>
+            </w:pPr>
+            <w:proofErr w:type="spellStart"/>
+            <w:r>
+              <w:rPr>
+                <w:rFonts w:ascii="Arial Narrow" w:hAnsi="Arial Narrow"/>
+                <w:color w:val="000000"/>
+                <w:sz w:val="24"/>
+                <w:szCs w:val="24"/>
+              </w:rPr>
+              <w:t>Chicaiza</w:t>
+            </w:r>
+            <w:proofErr w:type="spellEnd"/>
+            <w:r>
+              <w:rPr>
+                <w:rFonts w:ascii="Arial Narrow" w:hAnsi="Arial Narrow"/>
+                <w:color w:val="000000"/>
+                <w:sz w:val="24"/>
+                <w:szCs w:val="24"/>
+              </w:rPr>
+              <w:t xml:space="preserve"> </w:t>
+            </w:r>
+            <w:proofErr w:type="spellStart"/>
+            <w:r>
+              <w:rPr>
+                <w:rFonts w:ascii="Arial Narrow" w:hAnsi="Arial Narrow"/>
+                <w:color w:val="000000"/>
+                <w:sz w:val="24"/>
+                <w:szCs w:val="24"/>
+              </w:rPr>
+              <w:t>Angamarca</w:t>
+            </w:r>
+            <w:proofErr w:type="spellEnd"/>
+            <w:r>
+              <w:rPr>
+                <w:rFonts w:ascii="Arial Narrow" w:hAnsi="Arial Narrow"/>
+                <w:color w:val="000000"/>
+                <w:sz w:val="24"/>
+                <w:szCs w:val="24"/>
+              </w:rPr>
+              <w:t xml:space="preserve"> Doris Karina</w:t>
+            </w:r>
           </w:p>
         </w:tc>
       </w:tr>
@@ -1128,12 +1418,20 @@
               <w:spacing w:line="276" w:lineRule="auto"/>
               <w:rPr>
                 <w:rFonts w:ascii="Arial Narrow" w:hAnsi="Arial Narrow"/>
-                <w:b/>
-                <w:color w:val="000000"/>
-                <w:sz w:val="24"/>
-                <w:szCs w:val="24"/>
-              </w:rPr>
-            </w:pPr>
+                <w:color w:val="000000"/>
+                <w:sz w:val="24"/>
+                <w:szCs w:val="24"/>
+              </w:rPr>
+            </w:pPr>
+            <w:r>
+              <w:rPr>
+                <w:rFonts w:ascii="Arial Narrow" w:hAnsi="Arial Narrow"/>
+                <w:color w:val="000000"/>
+                <w:sz w:val="24"/>
+                <w:szCs w:val="24"/>
+              </w:rPr>
+              <w:t>0502986508</w:t>
+            </w:r>
           </w:p>
         </w:tc>
       </w:tr>
@@ -1186,12 +1484,20 @@
               <w:spacing w:line="276" w:lineRule="auto"/>
               <w:rPr>
                 <w:rFonts w:ascii="Arial Narrow" w:hAnsi="Arial Narrow"/>
-                <w:b/>
-                <w:color w:val="000000"/>
-                <w:sz w:val="24"/>
-                <w:szCs w:val="24"/>
-              </w:rPr>
-            </w:pPr>
+                <w:color w:val="000000"/>
+                <w:sz w:val="24"/>
+                <w:szCs w:val="24"/>
+              </w:rPr>
+            </w:pPr>
+            <w:r>
+              <w:rPr>
+                <w:rFonts w:ascii="Arial Narrow" w:hAnsi="Arial Narrow"/>
+                <w:color w:val="000000"/>
+                <w:sz w:val="24"/>
+                <w:szCs w:val="24"/>
+              </w:rPr>
+              <w:t>L00071461</w:t>
+            </w:r>
           </w:p>
         </w:tc>
       </w:tr>
@@ -1244,12 +1550,20 @@
               <w:spacing w:line="276" w:lineRule="auto"/>
               <w:rPr>
                 <w:rFonts w:ascii="Arial Narrow" w:hAnsi="Arial Narrow"/>
-                <w:b/>
-                <w:color w:val="000000"/>
-                <w:sz w:val="24"/>
-                <w:szCs w:val="24"/>
-              </w:rPr>
-            </w:pPr>
+                <w:color w:val="000000"/>
+                <w:sz w:val="24"/>
+                <w:szCs w:val="24"/>
+              </w:rPr>
+            </w:pPr>
+            <w:r>
+              <w:rPr>
+                <w:rFonts w:ascii="Arial Narrow" w:hAnsi="Arial Narrow"/>
+                <w:color w:val="000000"/>
+                <w:sz w:val="24"/>
+                <w:szCs w:val="24"/>
+              </w:rPr>
+              <w:t>dkchicaiza@espe.edu.ec</w:t>
+            </w:r>
           </w:p>
         </w:tc>
       </w:tr>
@@ -1302,12 +1616,20 @@
               <w:spacing w:line="276" w:lineRule="auto"/>
               <w:rPr>
                 <w:rFonts w:ascii="Arial Narrow" w:hAnsi="Arial Narrow"/>
-                <w:b/>
-                <w:color w:val="000000"/>
-                <w:sz w:val="24"/>
-                <w:szCs w:val="24"/>
-              </w:rPr>
-            </w:pPr>
+                <w:color w:val="000000"/>
+                <w:sz w:val="24"/>
+                <w:szCs w:val="24"/>
+              </w:rPr>
+            </w:pPr>
+            <w:r>
+              <w:rPr>
+                <w:rFonts w:ascii="Arial Narrow" w:hAnsi="Arial Narrow"/>
+                <w:color w:val="000000"/>
+                <w:sz w:val="24"/>
+                <w:szCs w:val="24"/>
+              </w:rPr>
+              <w:t>0997835381</w:t>
+            </w:r>
           </w:p>
         </w:tc>
       </w:tr>
@@ -1380,7 +1702,29 @@
                 <w:sz w:val="24"/>
                 <w:szCs w:val="24"/>
               </w:rPr>
-              <w:t xml:space="preserve">3.- Datos generales de la Entidad co-participante(si fuese el caso) </w:t>
+              <w:t xml:space="preserve">3.- Datos generales de la Entidad </w:t>
+            </w:r>
+            <w:proofErr w:type="spellStart"/>
+            <w:r>
+              <w:rPr>
+                <w:rFonts w:ascii="Arial Narrow" w:hAnsi="Arial Narrow"/>
+                <w:b/>
+                <w:color w:val="000000"/>
+                <w:sz w:val="24"/>
+                <w:szCs w:val="24"/>
+              </w:rPr>
+              <w:t>co</w:t>
+            </w:r>
+            <w:proofErr w:type="spellEnd"/>
+            <w:r>
+              <w:rPr>
+                <w:rFonts w:ascii="Arial Narrow" w:hAnsi="Arial Narrow"/>
+                <w:b/>
+                <w:color w:val="000000"/>
+                <w:sz w:val="24"/>
+                <w:szCs w:val="24"/>
+              </w:rPr>
+              <w:t xml:space="preserve">-participante(si fuese el caso) </w:t>
             </w:r>
           </w:p>
         </w:tc>
@@ -2857,7 +3201,27 @@
                 <w:sz w:val="24"/>
                 <w:szCs w:val="24"/>
               </w:rPr>
-              <w:t>Planificar el desarrollo mediante la definición de historias de usuario y backlog del producto.</w:t>
+              <w:t xml:space="preserve">Planificar el desarrollo mediante la definición de historias de usuario y </w:t>
+            </w:r>
+            <w:proofErr w:type="spellStart"/>
+            <w:r>
+              <w:rPr>
+                <w:rFonts w:ascii="Arial Narrow" w:hAnsi="Arial Narrow"/>
+                <w:color w:val="000000"/>
+                <w:sz w:val="24"/>
+                <w:szCs w:val="24"/>
+              </w:rPr>
+              <w:t>backlog</w:t>
+            </w:r>
+            <w:proofErr w:type="spellEnd"/>
+            <w:r>
+              <w:rPr>
+                <w:rFonts w:ascii="Arial Narrow" w:hAnsi="Arial Narrow"/>
+                <w:color w:val="000000"/>
+                <w:sz w:val="24"/>
+                <w:szCs w:val="24"/>
+              </w:rPr>
+              <w:t xml:space="preserve"> del producto.</w:t>
             </w:r>
           </w:p>
         </w:tc>
@@ -3497,19 +3861,7 @@
                 <w:sz w:val="24"/>
                 <w:szCs w:val="24"/>
               </w:rPr>
-              <w:t xml:space="preserve"> a cargo de una persona diferente al proponente, el responsable deberá firmar la aceptación cor</w:t>
-            </w:r>
-            <w:bookmarkStart w:id="0" w:name="_GoBack"/>
-            <w:bookmarkEnd w:id="0"/>
-            <w:r>
-              <w:rPr>
-                <w:rFonts w:ascii="Arial Narrow" w:hAnsi="Arial Narrow"/>
-                <w:bCs/>
-                <w:color w:val="000000"/>
-                <w:sz w:val="24"/>
-                <w:szCs w:val="24"/>
-              </w:rPr>
-              <w:t xml:space="preserve">respondiente. </w:t>
+              <w:t xml:space="preserve"> a cargo de una persona diferente al proponente, el responsable deberá firmar la aceptación correspondiente. </w:t>
             </w:r>
           </w:p>
         </w:tc>
@@ -3544,43 +3896,6 @@
                 <w:szCs w:val="24"/>
               </w:rPr>
               <w:t xml:space="preserve">Nombre y firma de aceptación del responsable </w:t>
-            </w:r>
-          </w:p>
-        </w:tc>
-      </w:tr>
-      <w:tr>
-        <w:tc>
-          <w:tcPr>
-            <w:tcW w:w="8498" w:type="dxa"/>
-            <w:gridSpan w:val="3"/>
-            <w:tcBorders>
-              <w:top w:val="dotted" w:sz="4" w:space="0" w:color="000000"/>
-              <w:left w:val="dotted" w:sz="4" w:space="0" w:color="000000"/>
-              <w:bottom w:val="dotted" w:sz="4" w:space="0" w:color="000000"/>
-              <w:right w:val="dotted" w:sz="4" w:space="0" w:color="000000"/>
-            </w:tcBorders>
-          </w:tcPr>
-          <w:p>
-            <w:pPr>
-              <w:spacing w:after="0" w:line="276" w:lineRule="auto"/>
-              <w:jc w:val="center"/>
-              <w:rPr>
-                <w:rFonts w:ascii="Arial Narrow" w:hAnsi="Arial Narrow"/>
-                <w:bCs/>
-                <w:color w:val="000000"/>
-                <w:sz w:val="24"/>
-                <w:szCs w:val="24"/>
-              </w:rPr>
-            </w:pPr>
-            <w:r>
-              <w:rPr>
-                <w:rFonts w:ascii="Arial Narrow" w:hAnsi="Arial Narrow"/>
-                <w:bCs/>
-                <w:color w:val="000000"/>
-                <w:sz w:val="24"/>
-                <w:szCs w:val="24"/>
-              </w:rPr>
-              <w:t xml:space="preserve">Incluya o elimine filas según requiera </w:t>
             </w:r>
           </w:p>
         </w:tc>
@@ -3712,8 +4027,13 @@
           </w:tcPr>
           <w:p>
             <w:pPr>
+              <w:pStyle w:val="Prrafodelista"/>
+              <w:numPr>
+                <w:ilvl w:val="0"/>
+                <w:numId w:val="20"/>
+              </w:numPr>
               <w:spacing w:after="0" w:line="276" w:lineRule="auto"/>
-              <w:jc w:val="center"/>
+              <w:jc w:val="both"/>
               <w:rPr>
                 <w:rFonts w:ascii="Arial Narrow" w:hAnsi="Arial Narrow"/>
                 <w:bCs/>
@@ -3730,13 +4050,18 @@
                 <w:sz w:val="24"/>
                 <w:szCs w:val="24"/>
               </w:rPr>
-              <w:t xml:space="preserve">Ejemplos: Datos experimentales, base de datos, gráficas estadísticas, cualquier otro con fundamento científico </w:t>
-            </w:r>
-          </w:p>
-          <w:p>
-            <w:pPr>
+              <w:t xml:space="preserve">Prototipo de Aplicación móvil funcional, orientada al registro, seguimiento y análisis del rendimiento deportivo en futbolistas amateurs. </w:t>
+            </w:r>
+          </w:p>
+          <w:p>
+            <w:pPr>
+              <w:pStyle w:val="Prrafodelista"/>
+              <w:numPr>
+                <w:ilvl w:val="0"/>
+                <w:numId w:val="20"/>
+              </w:numPr>
               <w:spacing w:after="0" w:line="276" w:lineRule="auto"/>
-              <w:jc w:val="center"/>
+              <w:jc w:val="both"/>
               <w:rPr>
                 <w:rFonts w:ascii="Arial Narrow" w:hAnsi="Arial Narrow"/>
                 <w:bCs/>
@@ -3745,99 +4070,31 @@
                 <w:szCs w:val="24"/>
               </w:rPr>
             </w:pPr>
+            <w:r>
+              <w:rPr>
+                <w:rFonts w:ascii="Arial Narrow" w:hAnsi="Arial Narrow"/>
+                <w:bCs/>
+                <w:color w:val="000000"/>
+                <w:sz w:val="24"/>
+                <w:szCs w:val="24"/>
+              </w:rPr>
+              <w:t>Reporte</w:t>
+            </w:r>
+            <w:r>
+              <w:rPr>
+                <w:rFonts w:ascii="Arial Narrow" w:hAnsi="Arial Narrow"/>
+                <w:bCs/>
+                <w:color w:val="000000"/>
+                <w:sz w:val="24"/>
+                <w:szCs w:val="24"/>
+              </w:rPr>
+              <w:t xml:space="preserve"> de uso por parte de usuarios finales, que recopile la experiencia de futbolistas amateurs al interactuar con la aplicación, incluyendo observaciones sobre su uso en contextos reales y sugerencias para mejoras futuras.</w:t>
+            </w:r>
           </w:p>
           <w:p>
             <w:pPr>
               <w:spacing w:after="0" w:line="276" w:lineRule="auto"/>
-              <w:jc w:val="center"/>
-              <w:rPr>
-                <w:rFonts w:ascii="Arial Narrow" w:hAnsi="Arial Narrow"/>
-                <w:bCs/>
-                <w:color w:val="000000"/>
-                <w:sz w:val="24"/>
-                <w:szCs w:val="24"/>
-              </w:rPr>
-            </w:pPr>
-          </w:p>
-          <w:p>
-            <w:pPr>
-              <w:spacing w:after="0" w:line="276" w:lineRule="auto"/>
-              <w:jc w:val="center"/>
-              <w:rPr>
-                <w:rFonts w:ascii="Arial Narrow" w:hAnsi="Arial Narrow"/>
-                <w:bCs/>
-                <w:color w:val="000000"/>
-                <w:sz w:val="24"/>
-                <w:szCs w:val="24"/>
-              </w:rPr>
-            </w:pPr>
-          </w:p>
-        </w:tc>
-      </w:tr>
-      <w:tr>
-        <w:tc>
-          <w:tcPr>
-            <w:tcW w:w="8498" w:type="dxa"/>
-            <w:tcBorders>
-              <w:top w:val="dotted" w:sz="4" w:space="0" w:color="000000"/>
-              <w:left w:val="dotted" w:sz="4" w:space="0" w:color="000000"/>
-              <w:bottom w:val="dotted" w:sz="4" w:space="0" w:color="000000"/>
-              <w:right w:val="dotted" w:sz="4" w:space="0" w:color="000000"/>
-            </w:tcBorders>
-          </w:tcPr>
-          <w:p>
-            <w:pPr>
-              <w:spacing w:after="0" w:line="276" w:lineRule="auto"/>
-              <w:jc w:val="center"/>
-              <w:rPr>
-                <w:rFonts w:ascii="Arial Narrow" w:hAnsi="Arial Narrow"/>
-                <w:bCs/>
-                <w:color w:val="000000"/>
-                <w:sz w:val="24"/>
-                <w:szCs w:val="24"/>
-              </w:rPr>
-            </w:pPr>
-            <w:r>
-              <w:rPr>
-                <w:rFonts w:ascii="Arial Narrow" w:hAnsi="Arial Narrow"/>
-                <w:bCs/>
-                <w:color w:val="000000"/>
-                <w:sz w:val="24"/>
-                <w:szCs w:val="24"/>
-              </w:rPr>
-              <w:t>Tesis, Prototipo de Aplicación Móvil.</w:t>
-            </w:r>
-          </w:p>
-          <w:p>
-            <w:pPr>
-              <w:spacing w:after="0" w:line="276" w:lineRule="auto"/>
-              <w:jc w:val="center"/>
-              <w:rPr>
-                <w:rFonts w:ascii="Arial Narrow" w:hAnsi="Arial Narrow"/>
-                <w:bCs/>
-                <w:color w:val="000000"/>
-                <w:sz w:val="24"/>
-                <w:szCs w:val="24"/>
-              </w:rPr>
-            </w:pPr>
-          </w:p>
-          <w:p>
-            <w:pPr>
-              <w:spacing w:after="0" w:line="276" w:lineRule="auto"/>
-              <w:jc w:val="center"/>
-              <w:rPr>
-                <w:rFonts w:ascii="Arial Narrow" w:hAnsi="Arial Narrow"/>
-                <w:bCs/>
-                <w:color w:val="000000"/>
-                <w:sz w:val="24"/>
-                <w:szCs w:val="24"/>
-              </w:rPr>
-            </w:pPr>
-          </w:p>
-          <w:p>
-            <w:pPr>
-              <w:spacing w:after="0" w:line="276" w:lineRule="auto"/>
-              <w:jc w:val="center"/>
+              <w:jc w:val="both"/>
               <w:rPr>
                 <w:rFonts w:ascii="Arial Narrow" w:hAnsi="Arial Narrow"/>
                 <w:bCs/>
@@ -3957,8 +4214,30 @@
           <w:sz w:val="24"/>
           <w:szCs w:val="24"/>
         </w:rPr>
-        <w:t>: de Mayo de 2025</w:t>
+        <w:t xml:space="preserve">: </w:t>
       </w:r>
+      <w:r>
+        <w:rPr>
+          <w:rFonts w:ascii="Arial Narrow" w:hAnsi="Arial Narrow"/>
+          <w:b/>
+          <w:color w:val="000000"/>
+          <w:sz w:val="24"/>
+          <w:szCs w:val="24"/>
+        </w:rPr>
+        <w:t xml:space="preserve">22 </w:t>
+      </w:r>
+      <w:r>
+        <w:rPr>
+          <w:rFonts w:ascii="Arial Narrow" w:hAnsi="Arial Narrow"/>
+          <w:b/>
+          <w:color w:val="000000"/>
+          <w:sz w:val="24"/>
+          <w:szCs w:val="24"/>
+        </w:rPr>
+        <w:t>de Mayo de 2025</w:t>
+      </w:r>
+      <w:bookmarkStart w:id="0" w:name="_GoBack"/>
+      <w:bookmarkEnd w:id="0"/>
     </w:p>
     <w:p>
       <w:pPr>
@@ -4092,7 +4371,20 @@
     <w:pPr>
       <w:pStyle w:val="NormalWeb"/>
       <w:spacing w:before="0" w:beforeAutospacing="0" w:after="0" w:afterAutospacing="0"/>
-      <w:jc w:val="center"/>
+      <w:jc w:val="right"/>
+      <w:rPr>
+        <w:rFonts w:ascii="Arial Narrow" w:hAnsi="Arial Narrow"/>
+        <w:color w:val="1A1A1A"/>
+        <w:sz w:val="14"/>
+        <w:szCs w:val="14"/>
+      </w:rPr>
+    </w:pPr>
+  </w:p>
+  <w:p>
+    <w:pPr>
+      <w:pStyle w:val="NormalWeb"/>
+      <w:spacing w:before="0" w:beforeAutospacing="0" w:after="0" w:afterAutospacing="0"/>
+      <w:jc w:val="right"/>
       <w:rPr>
         <w:rFonts w:ascii="Arial Narrow" w:hAnsi="Arial Narrow"/>
         <w:color w:val="1A1A1A"/>
@@ -4146,96 +4438,6 @@
         <w:szCs w:val="14"/>
       </w:rPr>
       <w:fldChar w:fldCharType="end"/>
-    </w:r>
-  </w:p>
-  <w:p>
-    <w:pPr>
-      <w:pStyle w:val="NormalWeb"/>
-      <w:spacing w:before="0" w:beforeAutospacing="0" w:after="0" w:afterAutospacing="0"/>
-      <w:rPr>
-        <w:sz w:val="14"/>
-        <w:szCs w:val="14"/>
-      </w:rPr>
-    </w:pPr>
-    <w:r>
-      <w:rPr>
-        <w:rFonts w:ascii="Arial Narrow" w:hAnsi="Arial Narrow"/>
-        <w:color w:val="1A1A1A"/>
-        <w:sz w:val="14"/>
-        <w:szCs w:val="14"/>
-      </w:rPr>
-      <w:t xml:space="preserve">Código de documento:  </w:t>
-    </w:r>
-    <w:r>
-      <w:rPr>
-        <w:rFonts w:ascii="Arial Narrow" w:hAnsi="Arial Narrow"/>
-        <w:sz w:val="14"/>
-        <w:szCs w:val="14"/>
-      </w:rPr>
-      <w:t>UDED-FOR-V2-2024-003</w:t>
-    </w:r>
-    <w:r>
-      <w:rPr>
-        <w:rFonts w:ascii="Arial Narrow" w:hAnsi="Arial Narrow"/>
-        <w:color w:val="1A1A1A"/>
-        <w:sz w:val="14"/>
-        <w:szCs w:val="14"/>
-      </w:rPr>
-      <w:t xml:space="preserve">                                                                                                               </w:t>
-    </w:r>
-    <w:r>
-      <w:rPr>
-        <w:rFonts w:ascii="Arial Narrow" w:hAnsi="Arial Narrow"/>
-        <w:color w:val="1A1A1A"/>
-        <w:sz w:val="14"/>
-        <w:szCs w:val="14"/>
-      </w:rPr>
-      <w:t xml:space="preserve">                        </w:t>
-    </w:r>
-    <w:r>
-      <w:rPr>
-        <w:rFonts w:ascii="Arial Narrow" w:hAnsi="Arial Narrow"/>
-        <w:color w:val="1A1A1A"/>
-        <w:sz w:val="14"/>
-        <w:szCs w:val="14"/>
-      </w:rPr>
-      <w:t xml:space="preserve">      Rev. UPDI: 202</w:t>
-    </w:r>
-    <w:r>
-      <w:rPr>
-        <w:rFonts w:ascii="Arial Narrow" w:hAnsi="Arial Narrow"/>
-        <w:color w:val="1A1A1A"/>
-        <w:sz w:val="14"/>
-        <w:szCs w:val="14"/>
-      </w:rPr>
-      <w:t>4-mar-04</w:t>
-    </w:r>
-  </w:p>
-  <w:p>
-    <w:pPr>
-      <w:pStyle w:val="NormalWeb"/>
-      <w:spacing w:before="0" w:beforeAutospacing="0" w:after="0" w:afterAutospacing="0"/>
-      <w:rPr>
-        <w:sz w:val="14"/>
-        <w:szCs w:val="14"/>
-      </w:rPr>
-    </w:pPr>
-    <w:r>
-      <w:rPr>
-        <w:rFonts w:ascii="Arial Narrow" w:hAnsi="Arial Narrow"/>
-        <w:color w:val="1A1A1A"/>
-        <w:sz w:val="14"/>
-        <w:szCs w:val="14"/>
-      </w:rPr>
-      <w:t xml:space="preserve">Código de proceso: </w:t>
-    </w:r>
-    <w:r>
-      <w:rPr>
-        <w:rFonts w:ascii="Arial Narrow" w:hAnsi="Arial Narrow"/>
-        <w:sz w:val="14"/>
-        <w:szCs w:val="14"/>
-      </w:rPr>
-      <w:t>GDOC-ATAD-5-3</w:t>
     </w:r>
   </w:p>
   <w:p>
@@ -4255,42 +4457,6 @@
         <w:szCs w:val="14"/>
       </w:rPr>
     </w:pPr>
-    <w:r>
-      <w:rPr>
-        <w:sz w:val="14"/>
-        <w:szCs w:val="14"/>
-      </w:rPr>
-      <w:fldChar w:fldCharType="begin"/>
-    </w:r>
-    <w:r>
-      <w:rPr>
-        <w:sz w:val="14"/>
-        <w:szCs w:val="14"/>
-      </w:rPr>
-      <w:instrText>PAGE</w:instrText>
-    </w:r>
-    <w:r>
-      <w:rPr>
-        <w:sz w:val="14"/>
-        <w:szCs w:val="14"/>
-      </w:rPr>
-      <w:fldChar w:fldCharType="separate"/>
-    </w:r>
-    <w:r>
-      <w:rPr>
-        <w:noProof/>
-        <w:sz w:val="14"/>
-        <w:szCs w:val="14"/>
-      </w:rPr>
-      <w:t>2</w:t>
-    </w:r>
-    <w:r>
-      <w:rPr>
-        <w:sz w:val="14"/>
-        <w:szCs w:val="14"/>
-      </w:rPr>
-      <w:fldChar w:fldCharType="end"/>
-    </w:r>
   </w:p>
 </w:ftr>
 </file>
@@ -4425,147 +4591,6 @@
 </w:hdr>
 </file>
 
-<file path=word/header2.xml><?xml version="1.0" encoding="utf-8"?>
-<w:hdr xmlns:wpc="http://schemas.microsoft.com/office/word/2010/wordprocessingCanvas" xmlns:mc="http://schemas.openxmlformats.org/markup-compatibility/2006" xmlns:o="urn:schemas-microsoft-com:office:office" xmlns:r="http://schemas.openxmlformats.org/officeDocument/2006/relationships" xmlns:m="http://schemas.openxmlformats.org/officeDocument/2006/math" xmlns:v="urn:schemas-microsoft-com:vml" xmlns:wp14="http://schemas.microsoft.com/office/word/2010/wordprocessingDrawing" xmlns:wp="http://schemas.openxmlformats.org/drawingml/2006/wordprocessingDrawing" xmlns:w10="urn:schemas-microsoft-com:office:word" xmlns:w="http://schemas.openxmlformats.org/wordprocessingml/2006/main" xmlns:w14="http://schemas.microsoft.com/office/word/2010/wordml" xmlns:w15="http://schemas.microsoft.com/office/word/2012/wordml" xmlns:wpg="http://schemas.microsoft.com/office/word/2010/wordprocessingGroup" xmlns:wpi="http://schemas.microsoft.com/office/word/2010/wordprocessingInk" xmlns:wne="http://schemas.microsoft.com/office/word/2006/wordml" xmlns:wps="http://schemas.microsoft.com/office/word/2010/wordprocessingShape" mc:Ignorable="w14 w15 wp14">
-  <w:p>
-    <w:pPr>
-      <w:pStyle w:val="Encabezado"/>
-      <w:jc w:val="right"/>
-      <w:rPr>
-        <w:rFonts w:ascii="Arial Narrow" w:hAnsi="Arial Narrow"/>
-        <w:b/>
-        <w:bCs/>
-        <w:sz w:val="18"/>
-        <w:szCs w:val="18"/>
-        <w:lang w:val="es-ES"/>
-      </w:rPr>
-    </w:pPr>
-    <w:r>
-      <w:rPr>
-        <w:rFonts w:ascii="Arial Narrow" w:eastAsia="Times New Roman" w:hAnsi="Arial Narrow" w:cs="Times New Roman"/>
-        <w:noProof/>
-        <w:color w:val="000000"/>
-        <w:sz w:val="24"/>
-        <w:szCs w:val="24"/>
-        <w:bdr w:val="none" w:sz="0" w:space="0" w:color="auto" w:frame="1"/>
-        <w:lang w:eastAsia="es-EC"/>
-      </w:rPr>
-      <w:drawing>
-        <wp:anchor distT="0" distB="0" distL="114300" distR="114300" simplePos="0" relativeHeight="251661312" behindDoc="0" locked="0" layoutInCell="1" allowOverlap="1" wp14:anchorId="511B9FA8" wp14:editId="5C346F2F">
-          <wp:simplePos x="0" y="0"/>
-          <wp:positionH relativeFrom="column">
-            <wp:posOffset>-419100</wp:posOffset>
-          </wp:positionH>
-          <wp:positionV relativeFrom="paragraph">
-            <wp:posOffset>-107315</wp:posOffset>
-          </wp:positionV>
-          <wp:extent cx="1073150" cy="307921"/>
-          <wp:effectExtent l="0" t="0" r="0" b="0"/>
-          <wp:wrapNone/>
-          <wp:docPr id="2" name="Picture 1"/>
-          <wp:cNvGraphicFramePr>
-            <a:graphicFrameLocks xmlns:a="http://schemas.openxmlformats.org/drawingml/2006/main" noChangeAspect="1"/>
-          </wp:cNvGraphicFramePr>
-          <a:graphic xmlns:a="http://schemas.openxmlformats.org/drawingml/2006/main">
-            <a:graphicData uri="http://schemas.openxmlformats.org/drawingml/2006/picture">
-              <pic:pic xmlns:pic="http://schemas.openxmlformats.org/drawingml/2006/picture">
-                <pic:nvPicPr>
-                  <pic:cNvPr id="0" name="Picture 1"/>
-                  <pic:cNvPicPr>
-                    <a:picLocks noChangeAspect="1" noChangeArrowheads="1"/>
-                  </pic:cNvPicPr>
-                </pic:nvPicPr>
-                <pic:blipFill>
-                  <a:blip r:embed="rId1">
-                    <a:extLst>
-                      <a:ext uri="{28A0092B-C50C-407E-A947-70E740481C1C}">
-                        <a14:useLocalDpi xmlns:a14="http://schemas.microsoft.com/office/drawing/2010/main" val="0"/>
-                      </a:ext>
-                    </a:extLst>
-                  </a:blip>
-                  <a:srcRect/>
-                  <a:stretch>
-                    <a:fillRect/>
-                  </a:stretch>
-                </pic:blipFill>
-                <pic:spPr bwMode="auto">
-                  <a:xfrm>
-                    <a:off x="0" y="0"/>
-                    <a:ext cx="1073150" cy="307921"/>
-                  </a:xfrm>
-                  <a:prstGeom prst="rect">
-                    <a:avLst/>
-                  </a:prstGeom>
-                  <a:noFill/>
-                  <a:ln>
-                    <a:noFill/>
-                  </a:ln>
-                </pic:spPr>
-              </pic:pic>
-            </a:graphicData>
-          </a:graphic>
-          <wp14:sizeRelH relativeFrom="margin">
-            <wp14:pctWidth>0</wp14:pctWidth>
-          </wp14:sizeRelH>
-          <wp14:sizeRelV relativeFrom="margin">
-            <wp14:pctHeight>0</wp14:pctHeight>
-          </wp14:sizeRelV>
-        </wp:anchor>
-      </w:drawing>
-    </w:r>
-    <w:r>
-      <w:rPr>
-        <w:rFonts w:ascii="Arial Narrow" w:hAnsi="Arial Narrow"/>
-        <w:sz w:val="18"/>
-        <w:szCs w:val="18"/>
-      </w:rPr>
-      <w:t xml:space="preserve"> </w:t>
-    </w:r>
-    <w:r>
-      <w:rPr>
-        <w:rFonts w:ascii="Arial Narrow" w:hAnsi="Arial Narrow"/>
-        <w:b/>
-        <w:bCs/>
-        <w:sz w:val="18"/>
-        <w:szCs w:val="18"/>
-        <w:lang w:val="es-ES"/>
-      </w:rPr>
-      <w:t xml:space="preserve">Vicerrectorado de Docencia </w:t>
-    </w:r>
-  </w:p>
-  <w:p>
-    <w:pPr>
-      <w:pStyle w:val="Encabezado"/>
-      <w:jc w:val="right"/>
-      <w:rPr>
-        <w:rFonts w:ascii="Arial Narrow" w:hAnsi="Arial Narrow"/>
-        <w:b/>
-        <w:bCs/>
-        <w:sz w:val="18"/>
-        <w:szCs w:val="18"/>
-        <w:lang w:val="es-ES"/>
-      </w:rPr>
-    </w:pPr>
-    <w:r>
-      <w:rPr>
-        <w:rFonts w:ascii="Arial Narrow" w:hAnsi="Arial Narrow"/>
-        <w:b/>
-        <w:bCs/>
-        <w:sz w:val="18"/>
-        <w:szCs w:val="18"/>
-        <w:lang w:val="es-ES"/>
-      </w:rPr>
-      <w:t xml:space="preserve">Unidad de Desarrollo Educativo </w:t>
-    </w:r>
-  </w:p>
-  <w:p>
-    <w:pPr>
-      <w:pStyle w:val="Encabezado"/>
-    </w:pPr>
-  </w:p>
-</w:hdr>
-</file>
-
 <file path=word/numbering.xml><?xml version="1.0" encoding="utf-8"?>
 <w:numbering xmlns:wpc="http://schemas.microsoft.com/office/word/2010/wordprocessingCanvas" xmlns:mc="http://schemas.openxmlformats.org/markup-compatibility/2006" xmlns:o="urn:schemas-microsoft-com:office:office" xmlns:r="http://schemas.openxmlformats.org/officeDocument/2006/relationships" xmlns:m="http://schemas.openxmlformats.org/officeDocument/2006/math" xmlns:v="urn:schemas-microsoft-com:vml" xmlns:wp14="http://schemas.microsoft.com/office/word/2010/wordprocessingDrawing" xmlns:wp="http://schemas.openxmlformats.org/drawingml/2006/wordprocessingDrawing" xmlns:w10="urn:schemas-microsoft-com:office:word" xmlns:w="http://schemas.openxmlformats.org/wordprocessingml/2006/main" xmlns:w14="http://schemas.microsoft.com/office/word/2010/wordml" xmlns:w15="http://schemas.microsoft.com/office/word/2012/wordml" xmlns:wpg="http://schemas.microsoft.com/office/word/2010/wordprocessingGroup" xmlns:wpi="http://schemas.microsoft.com/office/word/2010/wordprocessingInk" xmlns:wne="http://schemas.microsoft.com/office/word/2006/wordml" xmlns:wps="http://schemas.microsoft.com/office/word/2010/wordprocessingShape" mc:Ignorable="w14 w15 wp14">
   <w:abstractNum w:abstractNumId="0" w15:restartNumberingAfterBreak="0">
@@ -5457,6 +5482,119 @@
     </w:lvl>
   </w:abstractNum>
   <w:abstractNum w:abstractNumId="9" w15:restartNumberingAfterBreak="0">
+    <w:nsid w:val="486D2F38"/>
+    <w:multiLevelType w:val="hybridMultilevel"/>
+    <w:tmpl w:val="485438B2"/>
+    <w:lvl w:ilvl="0" w:tplc="300A0001">
+      <w:start w:val="1"/>
+      <w:numFmt w:val="bullet"/>
+      <w:lvlText w:val=""/>
+      <w:lvlJc w:val="left"/>
+      <w:pPr>
+        <w:ind w:left="720" w:hanging="360"/>
+      </w:pPr>
+      <w:rPr>
+        <w:rFonts w:ascii="Symbol" w:hAnsi="Symbol" w:hint="default"/>
+      </w:rPr>
+    </w:lvl>
+    <w:lvl w:ilvl="1" w:tplc="300A0003" w:tentative="1">
+      <w:start w:val="1"/>
+      <w:numFmt w:val="bullet"/>
+      <w:lvlText w:val="o"/>
+      <w:lvlJc w:val="left"/>
+      <w:pPr>
+        <w:ind w:left="1440" w:hanging="360"/>
+      </w:pPr>
+      <w:rPr>
+        <w:rFonts w:ascii="Courier New" w:hAnsi="Courier New" w:cs="Courier New" w:hint="default"/>
+      </w:rPr>
+    </w:lvl>
+    <w:lvl w:ilvl="2" w:tplc="300A0005" w:tentative="1">
+      <w:start w:val="1"/>
+      <w:numFmt w:val="bullet"/>
+      <w:lvlText w:val=""/>
+      <w:lvlJc w:val="left"/>
+      <w:pPr>
+        <w:ind w:left="2160" w:hanging="360"/>
+      </w:pPr>
+      <w:rPr>
+        <w:rFonts w:ascii="Wingdings" w:hAnsi="Wingdings" w:hint="default"/>
+      </w:rPr>
+    </w:lvl>
+    <w:lvl w:ilvl="3" w:tplc="300A0001" w:tentative="1">
+      <w:start w:val="1"/>
+      <w:numFmt w:val="bullet"/>
+      <w:lvlText w:val=""/>
+      <w:lvlJc w:val="left"/>
+      <w:pPr>
+        <w:ind w:left="2880" w:hanging="360"/>
+      </w:pPr>
+      <w:rPr>
+        <w:rFonts w:ascii="Symbol" w:hAnsi="Symbol" w:hint="default"/>
+      </w:rPr>
+    </w:lvl>
+    <w:lvl w:ilvl="4" w:tplc="300A0003" w:tentative="1">
+      <w:start w:val="1"/>
+      <w:numFmt w:val="bullet"/>
+      <w:lvlText w:val="o"/>
+      <w:lvlJc w:val="left"/>
+      <w:pPr>
+        <w:ind w:left="3600" w:hanging="360"/>
+      </w:pPr>
+      <w:rPr>
+        <w:rFonts w:ascii="Courier New" w:hAnsi="Courier New" w:cs="Courier New" w:hint="default"/>
+      </w:rPr>
+    </w:lvl>
+    <w:lvl w:ilvl="5" w:tplc="300A0005" w:tentative="1">
+      <w:start w:val="1"/>
+      <w:numFmt w:val="bullet"/>
+      <w:lvlText w:val=""/>
+      <w:lvlJc w:val="left"/>
+      <w:pPr>
+        <w:ind w:left="4320" w:hanging="360"/>
+      </w:pPr>
+      <w:rPr>
+        <w:rFonts w:ascii="Wingdings" w:hAnsi="Wingdings" w:hint="default"/>
+      </w:rPr>
+    </w:lvl>
+    <w:lvl w:ilvl="6" w:tplc="300A0001" w:tentative="1">
+      <w:start w:val="1"/>
+      <w:numFmt w:val="bullet"/>
+      <w:lvlText w:val=""/>
+      <w:lvlJc w:val="left"/>
+      <w:pPr>
+        <w:ind w:left="5040" w:hanging="360"/>
+      </w:pPr>
+      <w:rPr>
+        <w:rFonts w:ascii="Symbol" w:hAnsi="Symbol" w:hint="default"/>
+      </w:rPr>
+    </w:lvl>
+    <w:lvl w:ilvl="7" w:tplc="300A0003" w:tentative="1">
+      <w:start w:val="1"/>
+      <w:numFmt w:val="bullet"/>
+      <w:lvlText w:val="o"/>
+      <w:lvlJc w:val="left"/>
+      <w:pPr>
+        <w:ind w:left="5760" w:hanging="360"/>
+      </w:pPr>
+      <w:rPr>
+        <w:rFonts w:ascii="Courier New" w:hAnsi="Courier New" w:cs="Courier New" w:hint="default"/>
+      </w:rPr>
+    </w:lvl>
+    <w:lvl w:ilvl="8" w:tplc="300A0005" w:tentative="1">
+      <w:start w:val="1"/>
+      <w:numFmt w:val="bullet"/>
+      <w:lvlText w:val=""/>
+      <w:lvlJc w:val="left"/>
+      <w:pPr>
+        <w:ind w:left="6480" w:hanging="360"/>
+      </w:pPr>
+      <w:rPr>
+        <w:rFonts w:ascii="Wingdings" w:hAnsi="Wingdings" w:hint="default"/>
+      </w:rPr>
+    </w:lvl>
+  </w:abstractNum>
+  <w:abstractNum w:abstractNumId="10" w15:restartNumberingAfterBreak="0">
     <w:nsid w:val="4E6C3926"/>
     <w:multiLevelType w:val="hybridMultilevel"/>
     <w:tmpl w:val="39C4A556"/>
@@ -5569,7 +5707,7 @@
       </w:rPr>
     </w:lvl>
   </w:abstractNum>
-  <w:abstractNum w:abstractNumId="10" w15:restartNumberingAfterBreak="0">
+  <w:abstractNum w:abstractNumId="11" w15:restartNumberingAfterBreak="0">
     <w:nsid w:val="508E190C"/>
     <w:multiLevelType w:val="multilevel"/>
     <w:tmpl w:val="A53A4EE2"/>
@@ -5682,7 +5820,7 @@
       </w:rPr>
     </w:lvl>
   </w:abstractNum>
-  <w:abstractNum w:abstractNumId="11" w15:restartNumberingAfterBreak="0">
+  <w:abstractNum w:abstractNumId="12" w15:restartNumberingAfterBreak="0">
     <w:nsid w:val="56512F96"/>
     <w:multiLevelType w:val="hybridMultilevel"/>
     <w:tmpl w:val="15B042B8"/>
@@ -5794,7 +5932,7 @@
       </w:rPr>
     </w:lvl>
   </w:abstractNum>
-  <w:abstractNum w:abstractNumId="12" w15:restartNumberingAfterBreak="0">
+  <w:abstractNum w:abstractNumId="13" w15:restartNumberingAfterBreak="0">
     <w:nsid w:val="578F3E44"/>
     <w:multiLevelType w:val="hybridMultilevel"/>
     <w:tmpl w:val="012664A6"/>
@@ -5907,7 +6045,7 @@
       </w:rPr>
     </w:lvl>
   </w:abstractNum>
-  <w:abstractNum w:abstractNumId="13" w15:restartNumberingAfterBreak="0">
+  <w:abstractNum w:abstractNumId="14" w15:restartNumberingAfterBreak="0">
     <w:nsid w:val="60B53EAF"/>
     <w:multiLevelType w:val="multilevel"/>
     <w:tmpl w:val="1CA66A48"/>
@@ -5996,7 +6134,7 @@
       </w:pPr>
     </w:lvl>
   </w:abstractNum>
-  <w:abstractNum w:abstractNumId="14" w15:restartNumberingAfterBreak="0">
+  <w:abstractNum w:abstractNumId="15" w15:restartNumberingAfterBreak="0">
     <w:nsid w:val="681D6FF7"/>
     <w:multiLevelType w:val="hybridMultilevel"/>
     <w:tmpl w:val="27704D70"/>
@@ -6109,7 +6247,7 @@
       </w:rPr>
     </w:lvl>
   </w:abstractNum>
-  <w:abstractNum w:abstractNumId="15" w15:restartNumberingAfterBreak="0">
+  <w:abstractNum w:abstractNumId="16" w15:restartNumberingAfterBreak="0">
     <w:nsid w:val="6AC257C7"/>
     <w:multiLevelType w:val="hybridMultilevel"/>
     <w:tmpl w:val="644E7038"/>
@@ -6222,7 +6360,7 @@
       </w:rPr>
     </w:lvl>
   </w:abstractNum>
-  <w:abstractNum w:abstractNumId="16" w15:restartNumberingAfterBreak="0">
+  <w:abstractNum w:abstractNumId="17" w15:restartNumberingAfterBreak="0">
     <w:nsid w:val="76E91550"/>
     <w:multiLevelType w:val="multilevel"/>
     <w:tmpl w:val="A8FEA182"/>
@@ -6335,7 +6473,7 @@
       </w:rPr>
     </w:lvl>
   </w:abstractNum>
-  <w:abstractNum w:abstractNumId="17" w15:restartNumberingAfterBreak="0">
+  <w:abstractNum w:abstractNumId="18" w15:restartNumberingAfterBreak="0">
     <w:nsid w:val="7B5422BF"/>
     <w:multiLevelType w:val="hybridMultilevel"/>
     <w:tmpl w:val="4FBC3FB6"/>
@@ -6448,7 +6586,7 @@
       </w:rPr>
     </w:lvl>
   </w:abstractNum>
-  <w:abstractNum w:abstractNumId="18" w15:restartNumberingAfterBreak="0">
+  <w:abstractNum w:abstractNumId="19" w15:restartNumberingAfterBreak="0">
     <w:nsid w:val="7F286D24"/>
     <w:multiLevelType w:val="multilevel"/>
     <w:tmpl w:val="FB28CEBC"/>
@@ -6538,43 +6676,43 @@
     <w:abstractNumId w:val="2"/>
   </w:num>
   <w:num w:numId="2">
-    <w:abstractNumId w:val="13"/>
+    <w:abstractNumId w:val="14"/>
   </w:num>
   <w:num w:numId="3">
     <w:abstractNumId w:val="1"/>
   </w:num>
   <w:num w:numId="4">
-    <w:abstractNumId w:val="11"/>
+    <w:abstractNumId w:val="12"/>
   </w:num>
   <w:num w:numId="5">
     <w:abstractNumId w:val="7"/>
   </w:num>
   <w:num w:numId="6">
-    <w:abstractNumId w:val="15"/>
+    <w:abstractNumId w:val="16"/>
   </w:num>
   <w:num w:numId="7">
     <w:abstractNumId w:val="6"/>
   </w:num>
   <w:num w:numId="8">
-    <w:abstractNumId w:val="10"/>
+    <w:abstractNumId w:val="11"/>
   </w:num>
   <w:num w:numId="9">
     <w:abstractNumId w:val="0"/>
   </w:num>
   <w:num w:numId="10">
-    <w:abstractNumId w:val="17"/>
+    <w:abstractNumId w:val="18"/>
   </w:num>
   <w:num w:numId="11">
-    <w:abstractNumId w:val="9"/>
+    <w:abstractNumId w:val="10"/>
   </w:num>
   <w:num w:numId="12">
     <w:abstractNumId w:val="8"/>
   </w:num>
   <w:num w:numId="13">
-    <w:abstractNumId w:val="12"/>
+    <w:abstractNumId w:val="13"/>
   </w:num>
   <w:num w:numId="14">
-    <w:abstractNumId w:val="14"/>
+    <w:abstractNumId w:val="15"/>
   </w:num>
   <w:num w:numId="15">
     <w:abstractNumId w:val="3"/>
@@ -6583,13 +6721,16 @@
     <w:abstractNumId w:val="5"/>
   </w:num>
   <w:num w:numId="17">
-    <w:abstractNumId w:val="18"/>
+    <w:abstractNumId w:val="19"/>
   </w:num>
   <w:num w:numId="18">
     <w:abstractNumId w:val="4"/>
   </w:num>
   <w:num w:numId="19">
-    <w:abstractNumId w:val="16"/>
+    <w:abstractNumId w:val="17"/>
+  </w:num>
+  <w:num w:numId="20">
+    <w:abstractNumId w:val="9"/>
   </w:num>
 </w:numbering>
 </file>
@@ -7055,7 +7196,6 @@
     <w:name w:val="Normal (Web)"/>
     <w:basedOn w:val="Normal"/>
     <w:uiPriority w:val="99"/>
-    <w:semiHidden/>
     <w:unhideWhenUsed/>
     <w:rsid w:val="004D7110"/>
     <w:pPr>
